--- a/assets/Manuscripts/E9814_Sim01_Time-Out Ankle.docx
+++ b/assets/Manuscripts/E9814_Sim01_Time-Out Ankle.docx
@@ -1,6 +1,6 @@
 
 <file path=word/document.xml><?xml version="1.0" encoding="utf-8"?>
-<w:document xmlns:wpc="http://schemas.microsoft.com/office/word/2010/wordprocessingCanvas" xmlns:cx="http://schemas.microsoft.com/office/drawing/2014/chartex" xmlns:cx1="http://schemas.microsoft.com/office/drawing/2015/9/8/chartex" xmlns:cx2="http://schemas.microsoft.com/office/drawing/2015/10/21/chartex" xmlns:cx3="http://schemas.microsoft.com/office/drawing/2016/5/9/chartex" xmlns:cx4="http://schemas.microsoft.com/office/drawing/2016/5/10/chartex" xmlns:cx5="http://schemas.microsoft.com/office/drawing/2016/5/11/chartex" xmlns:cx6="http://schemas.microsoft.com/office/drawing/2016/5/12/chartex" xmlns:cx7="http://schemas.microsoft.com/office/drawing/2016/5/13/chartex" xmlns:cx8="http://schemas.microsoft.com/office/drawing/2016/5/14/chartex" xmlns:mc="http://schemas.openxmlformats.org/markup-compatibility/2006" xmlns:aink="http://schemas.microsoft.com/office/drawing/2016/ink" xmlns:am3d="http://schemas.microsoft.com/office/drawing/2017/model3d" xmlns:o="urn:schemas-microsoft-com:office:office" xmlns:oel="http://schemas.microsoft.com/office/2019/extlst" xmlns:r="http://schemas.openxmlformats.org/officeDocument/2006/relationships" xmlns:m="http://schemas.openxmlformats.org/officeDocument/2006/math" xmlns:v="urn:schemas-microsoft-com:vml" xmlns:wp14="http://schemas.microsoft.com/office/word/2010/wordprocessingDrawing" xmlns:wp="http://schemas.openxmlformats.org/drawingml/2006/wordprocessingDrawing" xmlns:w10="urn:schemas-microsoft-com:office:word" xmlns:w="http://schemas.openxmlformats.org/wordprocessingml/2006/main" xmlns:w14="http://schemas.microsoft.com/office/word/2010/wordml" xmlns:w15="http://schemas.microsoft.com/office/word/2012/wordml" xmlns:w16cex="http://schemas.microsoft.com/office/word/2018/wordml/cex" xmlns:w16cid="http://schemas.microsoft.com/office/word/2016/wordml/cid" xmlns:w16="http://schemas.microsoft.com/office/word/2018/wordml" xmlns:w16du="http://schemas.microsoft.com/office/word/2023/wordml/word16du" xmlns:w16sdtdh="http://schemas.microsoft.com/office/word/2020/wordml/sdtdatahash" xmlns:w16sdtfl="http://schemas.microsoft.com/office/word/2024/wordml/sdtformatlock" xmlns:w16se="http://schemas.microsoft.com/office/word/2015/wordml/symex" xmlns:wpg="http://schemas.microsoft.com/office/word/2010/wordprocessingGroup" xmlns:wpi="http://schemas.microsoft.com/office/word/2010/wordprocessingInk" xmlns:wne="http://schemas.microsoft.com/office/word/2006/wordml" xmlns:wps="http://schemas.microsoft.com/office/word/2010/wordprocessingShape" mc:Ignorable="w14 w15 w16se w16cid w16 w16cex w16sdtdh w16sdtfl w16du wp14">
+<w:document xmlns:wpc="http://schemas.microsoft.com/office/word/2010/wordprocessingCanvas" xmlns:cx="http://schemas.microsoft.com/office/drawing/2014/chartex" xmlns:cx1="http://schemas.microsoft.com/office/drawing/2015/9/8/chartex" xmlns:cx2="http://schemas.microsoft.com/office/drawing/2015/10/21/chartex" xmlns:cx3="http://schemas.microsoft.com/office/drawing/2016/5/9/chartex" xmlns:cx4="http://schemas.microsoft.com/office/drawing/2016/5/10/chartex" xmlns:cx5="http://schemas.microsoft.com/office/drawing/2016/5/11/chartex" xmlns:cx6="http://schemas.microsoft.com/office/drawing/2016/5/12/chartex" xmlns:cx7="http://schemas.microsoft.com/office/drawing/2016/5/13/chartex" xmlns:cx8="http://schemas.microsoft.com/office/drawing/2016/5/14/chartex" xmlns:mc="http://schemas.openxmlformats.org/markup-compatibility/2006" xmlns:aink="http://schemas.microsoft.com/office/drawing/2016/ink" xmlns:am3d="http://schemas.microsoft.com/office/drawing/2017/model3d" xmlns:o="urn:schemas-microsoft-com:office:office" xmlns:oel="http://schemas.microsoft.com/office/2019/extlst" xmlns:r="http://schemas.openxmlformats.org/officeDocument/2006/relationships" xmlns:m="http://schemas.openxmlformats.org/officeDocument/2006/math" xmlns:v="urn:schemas-microsoft-com:vml" xmlns:wp14="http://schemas.microsoft.com/office/word/2010/wordprocessingDrawing" xmlns:wp="http://schemas.openxmlformats.org/drawingml/2006/wordprocessingDrawing" xmlns:w10="urn:schemas-microsoft-com:office:word" xmlns:w="http://schemas.openxmlformats.org/wordprocessingml/2006/main" xmlns:w14="http://schemas.microsoft.com/office/word/2010/wordml" xmlns:w15="http://schemas.microsoft.com/office/word/2012/wordml" xmlns:w16cei="http://schemas.microsoft.com/office/word/2026/wordml/cei" xmlns:w16cex="http://schemas.microsoft.com/office/word/2018/wordml/cex" xmlns:w16cid="http://schemas.microsoft.com/office/word/2016/wordml/cid" xmlns:w16="http://schemas.microsoft.com/office/word/2018/wordml" xmlns:w16du="http://schemas.microsoft.com/office/word/2023/wordml/word16du" xmlns:w16sdtdh="http://schemas.microsoft.com/office/word/2020/wordml/sdtdatahash" xmlns:w16sdtfl="http://schemas.microsoft.com/office/word/2024/wordml/sdtformatlock" xmlns:w16se="http://schemas.microsoft.com/office/word/2015/wordml/symex" xmlns:wpg="http://schemas.microsoft.com/office/word/2010/wordprocessingGroup" xmlns:wpi="http://schemas.microsoft.com/office/word/2010/wordprocessingInk" xmlns:wne="http://schemas.microsoft.com/office/word/2006/wordml" xmlns:wps="http://schemas.microsoft.com/office/word/2010/wordprocessingShape" mc:Ignorable="w14 w15 w16se w16cid w16 w16cex w16sdtdh w16sdtfl w16du wp14">
   <w:body>
     <w:p>
       <w:pPr>
@@ -54,36 +54,16 @@
           <w:sz w:val="24"/>
           <w:szCs w:val="24"/>
         </w:rPr>
-        <w:t>&lt;</w:t>
-      </w:r>
-      <w:proofErr w:type="spellStart"/>
-      <w:r>
-        <w:rPr>
-          <w:rFonts w:ascii="Times New Roman" w:hAnsi="Times New Roman" w:cs="Times New Roman"/>
-          <w:color w:val="000000"/>
-          <w:sz w:val="24"/>
-          <w:szCs w:val="24"/>
-        </w:rPr>
-        <w:t>c</w:t>
-      </w:r>
-      <w:r>
-        <w:rPr>
-          <w:rFonts w:ascii="Times New Roman" w:hAnsi="Times New Roman" w:cs="Times New Roman"/>
-          <w:color w:val="000000"/>
-          <w:sz w:val="24"/>
-          <w:szCs w:val="24"/>
-        </w:rPr>
-        <w:t>n</w:t>
-      </w:r>
-      <w:proofErr w:type="spellEnd"/>
-      <w:r>
-        <w:rPr>
-          <w:rFonts w:ascii="Times New Roman" w:hAnsi="Times New Roman" w:cs="Times New Roman"/>
-          <w:color w:val="000000"/>
-          <w:sz w:val="24"/>
-          <w:szCs w:val="24"/>
-        </w:rPr>
-        <w:t>&gt;</w:t>
+        <w:t>&lt;c</w:t>
+      </w:r>
+      <w:r>
+        <w:rPr>
+          <w:rFonts w:ascii="Times New Roman" w:hAnsi="Times New Roman" w:cs="Times New Roman"/>
+          <w:color w:val="000000"/>
+          <w:sz w:val="24"/>
+          <w:szCs w:val="24"/>
+        </w:rPr>
+        <w:t>n&gt;</w:t>
       </w:r>
       <w:r>
         <w:rPr>
@@ -112,27 +92,7 @@
           <w:sz w:val="24"/>
           <w:szCs w:val="24"/>
         </w:rPr>
-        <w:t>&lt;</w:t>
-      </w:r>
-      <w:proofErr w:type="spellStart"/>
-      <w:r>
-        <w:rPr>
-          <w:rFonts w:ascii="Times New Roman" w:hAnsi="Times New Roman" w:cs="Times New Roman"/>
-          <w:color w:val="000000"/>
-          <w:sz w:val="24"/>
-          <w:szCs w:val="24"/>
-        </w:rPr>
-        <w:t>ct</w:t>
-      </w:r>
-      <w:proofErr w:type="spellEnd"/>
-      <w:r>
-        <w:rPr>
-          <w:rFonts w:ascii="Times New Roman" w:hAnsi="Times New Roman" w:cs="Times New Roman"/>
-          <w:color w:val="000000"/>
-          <w:sz w:val="24"/>
-          <w:szCs w:val="24"/>
-        </w:rPr>
-        <w:t>&gt;</w:t>
+        <w:t>&lt;ct&gt;</w:t>
       </w:r>
       <w:r>
         <w:rPr>
@@ -210,91 +170,78 @@
           <w:sz w:val="24"/>
           <w:szCs w:val="24"/>
         </w:rPr>
-        <w:t xml:space="preserve">This simulation is used to assess health care providers’ (HCPs) ability to conduct a quick ankle evaluation, </w:t>
-      </w:r>
-      <w:proofErr w:type="gramStart"/>
-      <w:r>
-        <w:rPr>
-          <w:rFonts w:ascii="Times New Roman" w:hAnsi="Times New Roman" w:cs="Times New Roman"/>
-          <w:color w:val="000000"/>
-          <w:sz w:val="24"/>
-          <w:szCs w:val="24"/>
-        </w:rPr>
-        <w:t>make a decision</w:t>
-      </w:r>
-      <w:proofErr w:type="gramEnd"/>
-      <w:r>
-        <w:rPr>
-          <w:rFonts w:ascii="Times New Roman" w:hAnsi="Times New Roman" w:cs="Times New Roman"/>
-          <w:color w:val="000000"/>
-          <w:sz w:val="24"/>
-          <w:szCs w:val="24"/>
-        </w:rPr>
-        <w:t xml:space="preserve"> for return to play (RTP), and apply taping for a grade I or II ankle sprain.</w:t>
-      </w:r>
-    </w:p>
-    <w:p>
-      <w:pPr>
-        <w:spacing w:after="0" w:line="480" w:lineRule="auto"/>
-        <w:rPr>
-          <w:rFonts w:ascii="Times New Roman" w:hAnsi="Times New Roman" w:cs="Times New Roman"/>
-          <w:color w:val="000000"/>
-          <w:sz w:val="24"/>
-          <w:szCs w:val="24"/>
-        </w:rPr>
-      </w:pPr>
-    </w:p>
-    <w:p>
-      <w:pPr>
-        <w:spacing w:after="0" w:line="480" w:lineRule="auto"/>
-        <w:rPr>
-          <w:rFonts w:ascii="Times New Roman" w:hAnsi="Times New Roman" w:cs="Times New Roman"/>
-          <w:color w:val="000000"/>
-          <w:sz w:val="24"/>
-          <w:szCs w:val="24"/>
-        </w:rPr>
-      </w:pPr>
-      <w:r>
-        <w:rPr>
-          <w:rFonts w:ascii="Times New Roman" w:hAnsi="Times New Roman" w:cs="Times New Roman"/>
-          <w:color w:val="000000"/>
-          <w:sz w:val="24"/>
-          <w:szCs w:val="24"/>
-        </w:rPr>
-        <w:t>&lt;a&gt;</w:t>
-      </w:r>
-      <w:proofErr w:type="spellStart"/>
-      <w:r>
-        <w:rPr>
-          <w:rFonts w:ascii="Times New Roman" w:hAnsi="Times New Roman" w:cs="Times New Roman"/>
-          <w:color w:val="000000"/>
+        <w:t>This simulation is used to assess health care providers’ (HCPs) ability to conduct a quick ankle evaluation, make a decision for return to play (RTP), and apply taping for a grade I or II ankle sprain.</w:t>
+      </w:r>
+    </w:p>
+    <w:p>
+      <w:pPr>
+        <w:spacing w:after="0" w:line="480" w:lineRule="auto"/>
+        <w:rPr>
+          <w:rFonts w:ascii="Times New Roman" w:hAnsi="Times New Roman" w:cs="Times New Roman"/>
+          <w:color w:val="000000"/>
+          <w:sz w:val="24"/>
+          <w:szCs w:val="24"/>
+        </w:rPr>
+      </w:pPr>
+    </w:p>
+    <w:p>
+      <w:pPr>
+        <w:spacing w:after="0" w:line="480" w:lineRule="auto"/>
+        <w:rPr>
+          <w:rFonts w:ascii="Times New Roman" w:hAnsi="Times New Roman" w:cs="Times New Roman"/>
+          <w:color w:val="000000"/>
+          <w:sz w:val="24"/>
+          <w:szCs w:val="24"/>
+        </w:rPr>
+      </w:pPr>
+      <w:r>
+        <w:rPr>
+          <w:rFonts w:ascii="Times New Roman" w:hAnsi="Times New Roman" w:cs="Times New Roman"/>
+          <w:color w:val="000000"/>
+          <w:sz w:val="24"/>
+          <w:szCs w:val="24"/>
+        </w:rPr>
+        <w:t>&lt;a&gt;Presimulation Activities</w:t>
+      </w:r>
+    </w:p>
+    <w:p>
+      <w:pPr>
+        <w:spacing w:after="0" w:line="480" w:lineRule="auto"/>
+        <w:rPr>
+          <w:rFonts w:ascii="Times New Roman" w:eastAsia="Times New Roman" w:hAnsi="Times New Roman" w:cs="Times New Roman"/>
+          <w:color w:val="000000" w:themeColor="text1"/>
+          <w:sz w:val="24"/>
+          <w:szCs w:val="24"/>
+        </w:rPr>
+      </w:pPr>
+      <w:bookmarkStart w:id="0" w:name="_Hlk213404712"/>
+      <w:r>
+        <w:rPr>
+          <w:rFonts w:ascii="Times New Roman" w:eastAsia="Times New Roman" w:hAnsi="Times New Roman" w:cs="Times New Roman"/>
+          <w:color w:val="000000" w:themeColor="text1"/>
+          <w:sz w:val="24"/>
+          <w:szCs w:val="24"/>
+        </w:rPr>
+        <w:t xml:space="preserve">These activities are designed to enhance your learning experience and help you succeed during the simulation. Your instructor may assign specific or all activities. Please speak to your instructor with any questions. </w:t>
+      </w:r>
+      <w:r>
+        <w:rPr>
+          <w:rFonts w:ascii="Times New Roman" w:eastAsia="Times New Roman" w:hAnsi="Times New Roman" w:cs="Times New Roman"/>
+          <w:color w:val="000000" w:themeColor="text1"/>
           <w:sz w:val="24"/>
           <w:szCs w:val="24"/>
         </w:rPr>
         <w:t>Presimulation</w:t>
       </w:r>
-      <w:proofErr w:type="spellEnd"/>
-      <w:r>
-        <w:rPr>
-          <w:rFonts w:ascii="Times New Roman" w:hAnsi="Times New Roman" w:cs="Times New Roman"/>
-          <w:color w:val="000000"/>
-          <w:sz w:val="24"/>
-          <w:szCs w:val="24"/>
-        </w:rPr>
-        <w:t xml:space="preserve"> Activities</w:t>
-      </w:r>
-    </w:p>
-    <w:p>
-      <w:pPr>
-        <w:spacing w:after="0" w:line="480" w:lineRule="auto"/>
+      <w:r>
         <w:rPr>
           <w:rFonts w:ascii="Times New Roman" w:eastAsia="Times New Roman" w:hAnsi="Times New Roman" w:cs="Times New Roman"/>
           <w:color w:val="000000" w:themeColor="text1"/>
           <w:sz w:val="24"/>
           <w:szCs w:val="24"/>
         </w:rPr>
-      </w:pPr>
-      <w:bookmarkStart w:id="0" w:name="_Hlk213404712"/>
+        <w:t xml:space="preserve"> </w:t>
+      </w:r>
       <w:r>
         <w:rPr>
           <w:rFonts w:ascii="Times New Roman" w:eastAsia="Times New Roman" w:hAnsi="Times New Roman" w:cs="Times New Roman"/>
@@ -302,56 +249,7 @@
           <w:sz w:val="24"/>
           <w:szCs w:val="24"/>
         </w:rPr>
-        <w:t xml:space="preserve">These activities are designed to enhance your learning experience and help you succeed during the simulation. Your instructor may assign specific or all activities. Please speak to your instructor with any questions. </w:t>
-      </w:r>
-      <w:proofErr w:type="spellStart"/>
-      <w:r>
-        <w:rPr>
-          <w:rFonts w:ascii="Times New Roman" w:eastAsia="Times New Roman" w:hAnsi="Times New Roman" w:cs="Times New Roman"/>
-          <w:color w:val="000000" w:themeColor="text1"/>
-          <w:sz w:val="24"/>
-          <w:szCs w:val="24"/>
-        </w:rPr>
-        <w:t>Presimulation</w:t>
-      </w:r>
-      <w:proofErr w:type="spellEnd"/>
-      <w:r>
-        <w:rPr>
-          <w:rFonts w:ascii="Times New Roman" w:eastAsia="Times New Roman" w:hAnsi="Times New Roman" w:cs="Times New Roman"/>
-          <w:color w:val="000000" w:themeColor="text1"/>
-          <w:sz w:val="24"/>
-          <w:szCs w:val="24"/>
-        </w:rPr>
-        <w:t xml:space="preserve"> </w:t>
-      </w:r>
-      <w:r>
-        <w:rPr>
-          <w:rFonts w:ascii="Times New Roman" w:eastAsia="Times New Roman" w:hAnsi="Times New Roman" w:cs="Times New Roman"/>
-          <w:color w:val="000000" w:themeColor="text1"/>
-          <w:sz w:val="24"/>
-          <w:szCs w:val="24"/>
-        </w:rPr>
-        <w:t xml:space="preserve">Activity 1: Supplemental Readings is in the </w:t>
-      </w:r>
-      <w:proofErr w:type="spellStart"/>
-      <w:r>
-        <w:rPr>
-          <w:rFonts w:ascii="Times New Roman" w:eastAsia="Times New Roman" w:hAnsi="Times New Roman" w:cs="Times New Roman"/>
-          <w:color w:val="000000" w:themeColor="text1"/>
-          <w:sz w:val="24"/>
-          <w:szCs w:val="24"/>
-        </w:rPr>
-        <w:t>ebook</w:t>
-      </w:r>
-      <w:proofErr w:type="spellEnd"/>
-      <w:r>
-        <w:rPr>
-          <w:rFonts w:ascii="Times New Roman" w:eastAsia="Times New Roman" w:hAnsi="Times New Roman" w:cs="Times New Roman"/>
-          <w:color w:val="000000" w:themeColor="text1"/>
-          <w:sz w:val="24"/>
-          <w:szCs w:val="24"/>
-        </w:rPr>
-        <w:t>. We encourage you to read each of the supplemental readings and be prepared to be tested on them.</w:t>
+        <w:t>Activity 1: Supplemental Readings is in the ebook. We encourage you to read each of the supplemental readings and be prepared to be tested on them.</w:t>
       </w:r>
     </w:p>
     <w:p>
@@ -426,9 +324,8 @@
           <w:sz w:val="24"/>
           <w:szCs w:val="24"/>
         </w:rPr>
-        <w:t>\</w:t>
-      </w:r>
-      <w:proofErr w:type="spellStart"/>
+        <w:t xml:space="preserve">\qqBEGIN downloadable content. Button name: </w:t>
+      </w:r>
       <w:r>
         <w:rPr>
           <w:rFonts w:ascii="Times New Roman" w:eastAsia="Times New Roman" w:hAnsi="Times New Roman" w:cs="Times New Roman"/>
@@ -438,9 +335,8 @@
           <w:sz w:val="24"/>
           <w:szCs w:val="24"/>
         </w:rPr>
-        <w:t>qqBEGIN</w:t>
-      </w:r>
-      <w:proofErr w:type="spellEnd"/>
+        <w:t xml:space="preserve">Presimulation </w:t>
+      </w:r>
       <w:r>
         <w:rPr>
           <w:rFonts w:ascii="Times New Roman" w:eastAsia="Times New Roman" w:hAnsi="Times New Roman" w:cs="Times New Roman"/>
@@ -450,41 +346,6 @@
           <w:sz w:val="24"/>
           <w:szCs w:val="24"/>
         </w:rPr>
-        <w:t xml:space="preserve"> downloadable content. Button name: </w:t>
-      </w:r>
-      <w:proofErr w:type="spellStart"/>
-      <w:r>
-        <w:rPr>
-          <w:rFonts w:ascii="Times New Roman" w:eastAsia="Times New Roman" w:hAnsi="Times New Roman" w:cs="Times New Roman"/>
-          <w:b/>
-          <w:bCs/>
-          <w:color w:val="000000"/>
-          <w:sz w:val="24"/>
-          <w:szCs w:val="24"/>
-        </w:rPr>
-        <w:t>Presimulation</w:t>
-      </w:r>
-      <w:proofErr w:type="spellEnd"/>
-      <w:r>
-        <w:rPr>
-          <w:rFonts w:ascii="Times New Roman" w:eastAsia="Times New Roman" w:hAnsi="Times New Roman" w:cs="Times New Roman"/>
-          <w:b/>
-          <w:bCs/>
-          <w:color w:val="000000"/>
-          <w:sz w:val="24"/>
-          <w:szCs w:val="24"/>
-        </w:rPr>
-        <w:t xml:space="preserve"> </w:t>
-      </w:r>
-      <w:r>
-        <w:rPr>
-          <w:rFonts w:ascii="Times New Roman" w:eastAsia="Times New Roman" w:hAnsi="Times New Roman" w:cs="Times New Roman"/>
-          <w:b/>
-          <w:bCs/>
-          <w:color w:val="000000"/>
-          <w:sz w:val="24"/>
-          <w:szCs w:val="24"/>
-        </w:rPr>
         <w:t>Activity 2: Anatomy Labeling</w:t>
       </w:r>
     </w:p>
@@ -525,25 +386,14 @@
         </w:rPr>
         <w:t>&gt;</w:t>
       </w:r>
-      <w:proofErr w:type="spellStart"/>
-      <w:r>
-        <w:rPr>
-          <w:rFonts w:ascii="Times New Roman" w:eastAsia="Times New Roman" w:hAnsi="Times New Roman" w:cs="Times New Roman"/>
-          <w:color w:val="000000"/>
-          <w:sz w:val="24"/>
-          <w:szCs w:val="24"/>
-        </w:rPr>
-        <w:t>Presimulation</w:t>
-      </w:r>
-      <w:proofErr w:type="spellEnd"/>
-      <w:r>
-        <w:rPr>
-          <w:rFonts w:ascii="Times New Roman" w:eastAsia="Times New Roman" w:hAnsi="Times New Roman" w:cs="Times New Roman"/>
-          <w:color w:val="000000"/>
-          <w:sz w:val="24"/>
-          <w:szCs w:val="24"/>
-        </w:rPr>
-        <w:t xml:space="preserve"> </w:t>
+      <w:r>
+        <w:rPr>
+          <w:rFonts w:ascii="Times New Roman" w:eastAsia="Times New Roman" w:hAnsi="Times New Roman" w:cs="Times New Roman"/>
+          <w:color w:val="000000"/>
+          <w:sz w:val="24"/>
+          <w:szCs w:val="24"/>
+        </w:rPr>
+        <w:t xml:space="preserve">Presimulation </w:t>
       </w:r>
       <w:r>
         <w:rPr>
@@ -761,7 +611,6 @@
         </w:rPr>
         <w:t>\</w:t>
       </w:r>
-      <w:proofErr w:type="spellStart"/>
       <w:r>
         <w:rPr>
           <w:rFonts w:ascii="Times New Roman" w:eastAsia="Times New Roman" w:hAnsi="Times New Roman" w:cs="Times New Roman"/>
@@ -782,9 +631,8 @@
           <w:sz w:val="24"/>
           <w:szCs w:val="24"/>
         </w:rPr>
-        <w:t>INSERT</w:t>
-      </w:r>
-      <w:proofErr w:type="spellEnd"/>
+        <w:t xml:space="preserve">INSERT </w:t>
+      </w:r>
       <w:r>
         <w:rPr>
           <w:rFonts w:ascii="Times New Roman" w:eastAsia="Times New Roman" w:hAnsi="Times New Roman" w:cs="Times New Roman"/>
@@ -794,42 +642,7 @@
           <w:sz w:val="24"/>
           <w:szCs w:val="24"/>
         </w:rPr>
-        <w:t xml:space="preserve"> </w:t>
-      </w:r>
-      <w:r>
-        <w:rPr>
-          <w:rFonts w:ascii="Times New Roman" w:eastAsia="Times New Roman" w:hAnsi="Times New Roman" w:cs="Times New Roman"/>
-          <w:b/>
-          <w:bCs/>
-          <w:color w:val="000000"/>
-          <w:sz w:val="24"/>
-          <w:szCs w:val="24"/>
-        </w:rPr>
-        <w:t xml:space="preserve">\\pubfile\PubActive\Production - Print and </w:t>
-      </w:r>
-      <w:proofErr w:type="spellStart"/>
-      <w:r>
-        <w:rPr>
-          <w:rFonts w:ascii="Times New Roman" w:eastAsia="Times New Roman" w:hAnsi="Times New Roman" w:cs="Times New Roman"/>
-          <w:b/>
-          <w:bCs/>
-          <w:color w:val="000000"/>
-          <w:sz w:val="24"/>
-          <w:szCs w:val="24"/>
-        </w:rPr>
-        <w:t>Ebook</w:t>
-      </w:r>
-      <w:proofErr w:type="spellEnd"/>
-      <w:r>
-        <w:rPr>
-          <w:rFonts w:ascii="Times New Roman" w:eastAsia="Times New Roman" w:hAnsi="Times New Roman" w:cs="Times New Roman"/>
-          <w:b/>
-          <w:bCs/>
-          <w:color w:val="000000"/>
-          <w:sz w:val="24"/>
-          <w:szCs w:val="24"/>
-        </w:rPr>
-        <w:t>\E9000\E9800\E9814_Larson\Project Elements\Art\E9814_763024.ai</w:t>
+        <w:t>\\pubfile\PubActive\Production - Print and Ebook\E9000\E9800\E9814_Larson\Project Elements\Art\E9814_763024.ai</w:t>
       </w:r>
     </w:p>
     <w:p>
@@ -889,6 +702,96 @@
       <w:pPr>
         <w:spacing w:after="0" w:line="480" w:lineRule="auto"/>
         <w:rPr>
+          <w:rFonts w:ascii="Times New Roman" w:hAnsi="Times New Roman" w:cs="Times New Roman"/>
+          <w:color w:val="000000"/>
+          <w:sz w:val="24"/>
+          <w:szCs w:val="24"/>
+        </w:rPr>
+      </w:pPr>
+      <w:commentRangeStart w:id="1"/>
+      <w:r>
+        <w:rPr>
+          <w:rFonts w:ascii="Times New Roman" w:hAnsi="Times New Roman" w:cs="Times New Roman"/>
+          <w:color w:val="000000"/>
+          <w:sz w:val="20"/>
+          <w:szCs w:val="20"/>
+        </w:rPr>
+        <w:t>Adapted by permission from K.T. Ebersole and D.T. Beine, "Clients With Orthopedic,</w:t>
+      </w:r>
+      <w:r>
+        <w:rPr>
+          <w:rFonts w:ascii="Times New Roman" w:hAnsi="Times New Roman" w:cs="Times New Roman"/>
+          <w:color w:val="000000"/>
+          <w:sz w:val="20"/>
+          <w:szCs w:val="20"/>
+        </w:rPr>
+        <w:t xml:space="preserve"> </w:t>
+      </w:r>
+      <w:r>
+        <w:rPr>
+          <w:rFonts w:ascii="Times New Roman" w:hAnsi="Times New Roman" w:cs="Times New Roman"/>
+          <w:color w:val="000000"/>
+          <w:sz w:val="20"/>
+          <w:szCs w:val="20"/>
+        </w:rPr>
+        <w:t xml:space="preserve">Injury, and Rehabilitation Concerns," in </w:t>
+      </w:r>
+      <w:r>
+        <w:rPr>
+          <w:rFonts w:ascii="Times New Roman" w:hAnsi="Times New Roman" w:cs="Times New Roman"/>
+          <w:i/>
+          <w:iCs/>
+          <w:color w:val="000000"/>
+          <w:sz w:val="20"/>
+          <w:szCs w:val="20"/>
+        </w:rPr>
+        <w:t>NSCA's Essentials of Personal Training</w:t>
+      </w:r>
+      <w:r>
+        <w:rPr>
+          <w:rFonts w:ascii="Times New Roman" w:hAnsi="Times New Roman" w:cs="Times New Roman"/>
+          <w:color w:val="000000"/>
+          <w:sz w:val="20"/>
+          <w:szCs w:val="20"/>
+        </w:rPr>
+        <w:t xml:space="preserve">, 2nd ed., edited for the National Strength and Conditioning Association by J.W. Coburn and M.H. Malek (Human Kinetics, 2012). Reprinted by permission from J.A. Watkins, </w:t>
+      </w:r>
+      <w:r>
+        <w:rPr>
+          <w:rFonts w:ascii="Times New Roman" w:hAnsi="Times New Roman" w:cs="Times New Roman"/>
+          <w:i/>
+          <w:iCs/>
+          <w:color w:val="000000"/>
+          <w:sz w:val="20"/>
+          <w:szCs w:val="20"/>
+        </w:rPr>
+        <w:t>Structure and Function of the Musculoskeletal System</w:t>
+      </w:r>
+      <w:r>
+        <w:rPr>
+          <w:rFonts w:ascii="Times New Roman" w:hAnsi="Times New Roman" w:cs="Times New Roman"/>
+          <w:color w:val="000000"/>
+          <w:sz w:val="20"/>
+          <w:szCs w:val="20"/>
+        </w:rPr>
+        <w:t>, 2nd ed. (Human Kinetics, 2010).</w:t>
+      </w:r>
+      <w:commentRangeEnd w:id="1"/>
+      <w:r>
+        <w:rPr>
+          <w:rStyle w:val="CommentReference"/>
+          <w:rFonts w:ascii="Times New Roman" w:hAnsi="Times New Roman" w:cs="Times New Roman"/>
+          <w:color w:val="000000"/>
+          <w:sz w:val="24"/>
+          <w:szCs w:val="24"/>
+        </w:rPr>
+        <w:commentReference w:id="1"/>
+      </w:r>
+    </w:p>
+    <w:p>
+      <w:pPr>
+        <w:spacing w:after="0" w:line="480" w:lineRule="auto"/>
+        <w:rPr>
           <w:rFonts w:ascii="Times New Roman" w:eastAsia="Times New Roman" w:hAnsi="Times New Roman" w:cs="Times New Roman"/>
           <w:b/>
           <w:bCs/>
@@ -906,10 +809,22 @@
           <w:sz w:val="24"/>
           <w:szCs w:val="24"/>
         </w:rPr>
-        <w:t>\</w:t>
-      </w:r>
-      <w:proofErr w:type="spellStart"/>
-      <w:r>
+        <w:t>\qqEND downloadable content\</w:t>
+      </w:r>
+    </w:p>
+    <w:p>
+      <w:pPr>
+        <w:spacing w:after="0" w:line="480" w:lineRule="auto"/>
+        <w:rPr>
+          <w:rFonts w:ascii="Times New Roman" w:hAnsi="Times New Roman" w:cs="Times New Roman"/>
+          <w:color w:val="000000"/>
+          <w:sz w:val="24"/>
+        </w:rPr>
+      </w:pPr>
+    </w:p>
+    <w:p>
+      <w:pPr>
+        <w:spacing w:after="0" w:line="480" w:lineRule="auto"/>
         <w:rPr>
           <w:rFonts w:ascii="Times New Roman" w:eastAsia="Times New Roman" w:hAnsi="Times New Roman" w:cs="Times New Roman"/>
           <w:b/>
@@ -918,9 +833,7 @@
           <w:sz w:val="24"/>
           <w:szCs w:val="24"/>
         </w:rPr>
-        <w:t>qqEND</w:t>
-      </w:r>
-      <w:proofErr w:type="spellEnd"/>
+      </w:pPr>
       <w:r>
         <w:rPr>
           <w:rFonts w:ascii="Times New Roman" w:eastAsia="Times New Roman" w:hAnsi="Times New Roman" w:cs="Times New Roman"/>
@@ -930,22 +843,9 @@
           <w:sz w:val="24"/>
           <w:szCs w:val="24"/>
         </w:rPr>
-        <w:t xml:space="preserve"> downloadable content\</w:t>
-      </w:r>
-    </w:p>
-    <w:p>
-      <w:pPr>
-        <w:spacing w:after="0" w:line="480" w:lineRule="auto"/>
-        <w:rPr>
-          <w:rFonts w:ascii="Times New Roman" w:hAnsi="Times New Roman" w:cs="Times New Roman"/>
-          <w:color w:val="000000"/>
-          <w:sz w:val="24"/>
-        </w:rPr>
-      </w:pPr>
-    </w:p>
-    <w:p>
-      <w:pPr>
-        <w:spacing w:after="0" w:line="480" w:lineRule="auto"/>
+        <w:t xml:space="preserve">\qqBEGIN downloadable content. Button name: </w:t>
+      </w:r>
+      <w:r>
         <w:rPr>
           <w:rFonts w:ascii="Times New Roman" w:eastAsia="Times New Roman" w:hAnsi="Times New Roman" w:cs="Times New Roman"/>
           <w:b/>
@@ -954,7 +854,8 @@
           <w:sz w:val="24"/>
           <w:szCs w:val="24"/>
         </w:rPr>
-      </w:pPr>
+        <w:t xml:space="preserve">Presimulation </w:t>
+      </w:r>
       <w:r>
         <w:rPr>
           <w:rFonts w:ascii="Times New Roman" w:eastAsia="Times New Roman" w:hAnsi="Times New Roman" w:cs="Times New Roman"/>
@@ -964,65 +865,6 @@
           <w:sz w:val="24"/>
           <w:szCs w:val="24"/>
         </w:rPr>
-        <w:t>\</w:t>
-      </w:r>
-      <w:proofErr w:type="spellStart"/>
-      <w:r>
-        <w:rPr>
-          <w:rFonts w:ascii="Times New Roman" w:eastAsia="Times New Roman" w:hAnsi="Times New Roman" w:cs="Times New Roman"/>
-          <w:b/>
-          <w:bCs/>
-          <w:color w:val="000000"/>
-          <w:sz w:val="24"/>
-          <w:szCs w:val="24"/>
-        </w:rPr>
-        <w:t>qqBEGIN</w:t>
-      </w:r>
-      <w:proofErr w:type="spellEnd"/>
-      <w:r>
-        <w:rPr>
-          <w:rFonts w:ascii="Times New Roman" w:eastAsia="Times New Roman" w:hAnsi="Times New Roman" w:cs="Times New Roman"/>
-          <w:b/>
-          <w:bCs/>
-          <w:color w:val="000000"/>
-          <w:sz w:val="24"/>
-          <w:szCs w:val="24"/>
-        </w:rPr>
-        <w:t xml:space="preserve"> downloadable content. Button name: </w:t>
-      </w:r>
-      <w:proofErr w:type="spellStart"/>
-      <w:r>
-        <w:rPr>
-          <w:rFonts w:ascii="Times New Roman" w:eastAsia="Times New Roman" w:hAnsi="Times New Roman" w:cs="Times New Roman"/>
-          <w:b/>
-          <w:bCs/>
-          <w:color w:val="000000"/>
-          <w:sz w:val="24"/>
-          <w:szCs w:val="24"/>
-        </w:rPr>
-        <w:t>Presimulation</w:t>
-      </w:r>
-      <w:proofErr w:type="spellEnd"/>
-      <w:r>
-        <w:rPr>
-          <w:rFonts w:ascii="Times New Roman" w:eastAsia="Times New Roman" w:hAnsi="Times New Roman" w:cs="Times New Roman"/>
-          <w:b/>
-          <w:bCs/>
-          <w:color w:val="000000"/>
-          <w:sz w:val="24"/>
-          <w:szCs w:val="24"/>
-        </w:rPr>
-        <w:t xml:space="preserve"> </w:t>
-      </w:r>
-      <w:r>
-        <w:rPr>
-          <w:rFonts w:ascii="Times New Roman" w:eastAsia="Times New Roman" w:hAnsi="Times New Roman" w:cs="Times New Roman"/>
-          <w:b/>
-          <w:bCs/>
-          <w:color w:val="000000"/>
-          <w:sz w:val="24"/>
-          <w:szCs w:val="24"/>
-        </w:rPr>
         <w:t>Activity 3: Wrestling Information</w:t>
       </w:r>
     </w:p>
@@ -1054,25 +896,14 @@
         </w:rPr>
         <w:t>&gt;</w:t>
       </w:r>
-      <w:proofErr w:type="spellStart"/>
-      <w:r>
-        <w:rPr>
-          <w:rFonts w:ascii="Times New Roman" w:eastAsia="Times New Roman" w:hAnsi="Times New Roman" w:cs="Times New Roman"/>
-          <w:color w:val="000000"/>
-          <w:sz w:val="24"/>
-          <w:szCs w:val="24"/>
-        </w:rPr>
-        <w:t>Presimulation</w:t>
-      </w:r>
-      <w:proofErr w:type="spellEnd"/>
-      <w:r>
-        <w:rPr>
-          <w:rFonts w:ascii="Times New Roman" w:eastAsia="Times New Roman" w:hAnsi="Times New Roman" w:cs="Times New Roman"/>
-          <w:color w:val="000000"/>
-          <w:sz w:val="24"/>
-          <w:szCs w:val="24"/>
-        </w:rPr>
-        <w:t xml:space="preserve"> </w:t>
+      <w:r>
+        <w:rPr>
+          <w:rFonts w:ascii="Times New Roman" w:eastAsia="Times New Roman" w:hAnsi="Times New Roman" w:cs="Times New Roman"/>
+          <w:color w:val="000000"/>
+          <w:sz w:val="24"/>
+          <w:szCs w:val="24"/>
+        </w:rPr>
+        <w:t xml:space="preserve">Presimulation </w:t>
       </w:r>
       <w:r>
         <w:rPr>
@@ -1155,30 +986,8 @@
           <w:sz w:val="24"/>
           <w:szCs w:val="24"/>
         </w:rPr>
-        <w:t xml:space="preserve"> These rules state that an injured or ill athlete may have two time-outs that are a cumulative 90 seconds throughout the match. For this simulation, you have the ability to call a second 90-second time-out or extend the time-out to 4 minutes to apply prophylactic taping. The WIAA states that taping that “substantially restricts the normal movement of a joint shall be prohibited.”</w:t>
-      </w:r>
-    </w:p>
-    <w:p>
-      <w:pPr>
-        <w:spacing w:after="0" w:line="480" w:lineRule="auto"/>
-        <w:rPr>
-          <w:rFonts w:ascii="Times New Roman" w:hAnsi="Times New Roman" w:cs="Times New Roman"/>
-          <w:color w:val="000000"/>
-          <w:sz w:val="24"/>
-          <w:szCs w:val="24"/>
-        </w:rPr>
-      </w:pPr>
-    </w:p>
-    <w:p>
-      <w:pPr>
-        <w:spacing w:after="0" w:line="480" w:lineRule="auto"/>
-        <w:rPr>
-          <w:rFonts w:ascii="Times New Roman" w:hAnsi="Times New Roman" w:cs="Times New Roman"/>
-          <w:color w:val="000000"/>
-          <w:sz w:val="24"/>
-          <w:szCs w:val="24"/>
-        </w:rPr>
-      </w:pPr>
+        <w:t xml:space="preserve"> These rules state that an injured or ill athlete may have two time-outs that are a cumulative 90 seconds throughout the match. For this simulation, you have the ability to call a second 90-second time-out or extend </w:t>
+      </w:r>
       <w:r>
         <w:rPr>
           <w:rFonts w:ascii="Times New Roman" w:hAnsi="Times New Roman" w:cs="Times New Roman"/>
@@ -1187,6 +996,37 @@
           <w:szCs w:val="24"/>
         </w:rPr>
         <w:lastRenderedPageBreak/>
+        <w:t>the time-out to 4 minutes to apply prophylactic taping. The WIAA states that taping that “substantially restricts the normal movement of a joint shall be prohibited.”</w:t>
+      </w:r>
+    </w:p>
+    <w:p>
+      <w:pPr>
+        <w:spacing w:after="0" w:line="480" w:lineRule="auto"/>
+        <w:rPr>
+          <w:rFonts w:ascii="Times New Roman" w:hAnsi="Times New Roman" w:cs="Times New Roman"/>
+          <w:color w:val="000000"/>
+          <w:sz w:val="24"/>
+          <w:szCs w:val="24"/>
+        </w:rPr>
+      </w:pPr>
+    </w:p>
+    <w:p>
+      <w:pPr>
+        <w:spacing w:after="0" w:line="480" w:lineRule="auto"/>
+        <w:rPr>
+          <w:rFonts w:ascii="Times New Roman" w:hAnsi="Times New Roman" w:cs="Times New Roman"/>
+          <w:color w:val="000000"/>
+          <w:sz w:val="24"/>
+          <w:szCs w:val="24"/>
+        </w:rPr>
+      </w:pPr>
+      <w:r>
+        <w:rPr>
+          <w:rFonts w:ascii="Times New Roman" w:hAnsi="Times New Roman" w:cs="Times New Roman"/>
+          <w:color w:val="000000"/>
+          <w:sz w:val="24"/>
+          <w:szCs w:val="24"/>
+        </w:rPr>
         <w:t>Your instructor may provide a different set of rules or guidelines. After confirming the wrestling guidelines and rules for medical time-outs with your instructor or after reviewing the rules your instructor provides for medical time-outs, answer the following questions.</w:t>
       </w:r>
     </w:p>
@@ -1311,10 +1151,22 @@
           <w:sz w:val="24"/>
           <w:szCs w:val="24"/>
         </w:rPr>
-        <w:t>\</w:t>
-      </w:r>
-      <w:proofErr w:type="spellStart"/>
-      <w:r>
+        <w:t>\qqEND downloadable content\</w:t>
+      </w:r>
+    </w:p>
+    <w:p>
+      <w:pPr>
+        <w:spacing w:after="0" w:line="480" w:lineRule="auto"/>
+        <w:rPr>
+          <w:rFonts w:ascii="Times New Roman" w:hAnsi="Times New Roman" w:cs="Times New Roman"/>
+          <w:color w:val="000000"/>
+          <w:sz w:val="24"/>
+        </w:rPr>
+      </w:pPr>
+    </w:p>
+    <w:p>
+      <w:pPr>
+        <w:spacing w:after="0" w:line="480" w:lineRule="auto"/>
         <w:rPr>
           <w:rFonts w:ascii="Times New Roman" w:eastAsia="Times New Roman" w:hAnsi="Times New Roman" w:cs="Times New Roman"/>
           <w:b/>
@@ -1323,9 +1175,7 @@
           <w:sz w:val="24"/>
           <w:szCs w:val="24"/>
         </w:rPr>
-        <w:t>qqEND</w:t>
-      </w:r>
-      <w:proofErr w:type="spellEnd"/>
+      </w:pPr>
       <w:r>
         <w:rPr>
           <w:rFonts w:ascii="Times New Roman" w:eastAsia="Times New Roman" w:hAnsi="Times New Roman" w:cs="Times New Roman"/>
@@ -1335,22 +1185,9 @@
           <w:sz w:val="24"/>
           <w:szCs w:val="24"/>
         </w:rPr>
-        <w:t xml:space="preserve"> downloadable content\</w:t>
-      </w:r>
-    </w:p>
-    <w:p>
-      <w:pPr>
-        <w:spacing w:after="0" w:line="480" w:lineRule="auto"/>
-        <w:rPr>
-          <w:rFonts w:ascii="Times New Roman" w:hAnsi="Times New Roman" w:cs="Times New Roman"/>
-          <w:color w:val="000000"/>
-          <w:sz w:val="24"/>
-        </w:rPr>
-      </w:pPr>
-    </w:p>
-    <w:p>
-      <w:pPr>
-        <w:spacing w:after="0" w:line="480" w:lineRule="auto"/>
+        <w:t xml:space="preserve">\qqBEGIN downloadable content. Button name: </w:t>
+      </w:r>
+      <w:r>
         <w:rPr>
           <w:rFonts w:ascii="Times New Roman" w:eastAsia="Times New Roman" w:hAnsi="Times New Roman" w:cs="Times New Roman"/>
           <w:b/>
@@ -1359,7 +1196,8 @@
           <w:sz w:val="24"/>
           <w:szCs w:val="24"/>
         </w:rPr>
-      </w:pPr>
+        <w:t xml:space="preserve">Presimulation </w:t>
+      </w:r>
       <w:r>
         <w:rPr>
           <w:rFonts w:ascii="Times New Roman" w:eastAsia="Times New Roman" w:hAnsi="Times New Roman" w:cs="Times New Roman"/>
@@ -1369,65 +1207,6 @@
           <w:sz w:val="24"/>
           <w:szCs w:val="24"/>
         </w:rPr>
-        <w:t>\</w:t>
-      </w:r>
-      <w:proofErr w:type="spellStart"/>
-      <w:r>
-        <w:rPr>
-          <w:rFonts w:ascii="Times New Roman" w:eastAsia="Times New Roman" w:hAnsi="Times New Roman" w:cs="Times New Roman"/>
-          <w:b/>
-          <w:bCs/>
-          <w:color w:val="000000"/>
-          <w:sz w:val="24"/>
-          <w:szCs w:val="24"/>
-        </w:rPr>
-        <w:t>qqBEGIN</w:t>
-      </w:r>
-      <w:proofErr w:type="spellEnd"/>
-      <w:r>
-        <w:rPr>
-          <w:rFonts w:ascii="Times New Roman" w:eastAsia="Times New Roman" w:hAnsi="Times New Roman" w:cs="Times New Roman"/>
-          <w:b/>
-          <w:bCs/>
-          <w:color w:val="000000"/>
-          <w:sz w:val="24"/>
-          <w:szCs w:val="24"/>
-        </w:rPr>
-        <w:t xml:space="preserve"> downloadable content. Button name: </w:t>
-      </w:r>
-      <w:proofErr w:type="spellStart"/>
-      <w:r>
-        <w:rPr>
-          <w:rFonts w:ascii="Times New Roman" w:eastAsia="Times New Roman" w:hAnsi="Times New Roman" w:cs="Times New Roman"/>
-          <w:b/>
-          <w:bCs/>
-          <w:color w:val="000000"/>
-          <w:sz w:val="24"/>
-          <w:szCs w:val="24"/>
-        </w:rPr>
-        <w:t>Presimulation</w:t>
-      </w:r>
-      <w:proofErr w:type="spellEnd"/>
-      <w:r>
-        <w:rPr>
-          <w:rFonts w:ascii="Times New Roman" w:eastAsia="Times New Roman" w:hAnsi="Times New Roman" w:cs="Times New Roman"/>
-          <w:b/>
-          <w:bCs/>
-          <w:color w:val="000000"/>
-          <w:sz w:val="24"/>
-          <w:szCs w:val="24"/>
-        </w:rPr>
-        <w:t xml:space="preserve"> </w:t>
-      </w:r>
-      <w:r>
-        <w:rPr>
-          <w:rFonts w:ascii="Times New Roman" w:eastAsia="Times New Roman" w:hAnsi="Times New Roman" w:cs="Times New Roman"/>
-          <w:b/>
-          <w:bCs/>
-          <w:color w:val="000000"/>
-          <w:sz w:val="24"/>
-          <w:szCs w:val="24"/>
-        </w:rPr>
         <w:t>Activity 4: Evaluation Efficiency</w:t>
       </w:r>
     </w:p>
@@ -1468,25 +1247,14 @@
         </w:rPr>
         <w:t>&gt;</w:t>
       </w:r>
-      <w:proofErr w:type="spellStart"/>
-      <w:r>
-        <w:rPr>
-          <w:rFonts w:ascii="Times New Roman" w:eastAsia="Times New Roman" w:hAnsi="Times New Roman" w:cs="Times New Roman"/>
-          <w:color w:val="000000"/>
-          <w:sz w:val="24"/>
-          <w:szCs w:val="24"/>
-        </w:rPr>
-        <w:t>Presimulation</w:t>
-      </w:r>
-      <w:proofErr w:type="spellEnd"/>
-      <w:r>
-        <w:rPr>
-          <w:rFonts w:ascii="Times New Roman" w:eastAsia="Times New Roman" w:hAnsi="Times New Roman" w:cs="Times New Roman"/>
-          <w:color w:val="000000"/>
-          <w:sz w:val="24"/>
-          <w:szCs w:val="24"/>
-        </w:rPr>
-        <w:t xml:space="preserve"> </w:t>
+      <w:r>
+        <w:rPr>
+          <w:rFonts w:ascii="Times New Roman" w:eastAsia="Times New Roman" w:hAnsi="Times New Roman" w:cs="Times New Roman"/>
+          <w:color w:val="000000"/>
+          <w:sz w:val="24"/>
+          <w:szCs w:val="24"/>
+        </w:rPr>
+        <w:t xml:space="preserve">Presimulation </w:t>
       </w:r>
       <w:r>
         <w:rPr>
@@ -1691,6 +1459,7 @@
           <w:sz w:val="24"/>
           <w:szCs w:val="24"/>
         </w:rPr>
+        <w:lastRenderedPageBreak/>
         <w:t xml:space="preserve">Special tests. </w:t>
       </w:r>
       <w:r>
@@ -1725,7 +1494,6 @@
           <w:sz w:val="24"/>
           <w:szCs w:val="24"/>
         </w:rPr>
-        <w:lastRenderedPageBreak/>
         <w:t>With your partner, practice the quick evaluations you just wrote down. Be sure you can complete these in 90 seconds.</w:t>
       </w:r>
     </w:p>
@@ -1750,10 +1518,22 @@
           <w:sz w:val="24"/>
           <w:szCs w:val="24"/>
         </w:rPr>
-        <w:t>\</w:t>
-      </w:r>
-      <w:proofErr w:type="spellStart"/>
-      <w:r>
+        <w:t>\qqEND downloadable content\</w:t>
+      </w:r>
+    </w:p>
+    <w:p>
+      <w:pPr>
+        <w:spacing w:after="0" w:line="480" w:lineRule="auto"/>
+        <w:rPr>
+          <w:rFonts w:ascii="Times New Roman" w:hAnsi="Times New Roman" w:cs="Times New Roman"/>
+          <w:color w:val="000000"/>
+          <w:sz w:val="24"/>
+        </w:rPr>
+      </w:pPr>
+    </w:p>
+    <w:p>
+      <w:pPr>
+        <w:spacing w:after="0" w:line="480" w:lineRule="auto"/>
         <w:rPr>
           <w:rFonts w:ascii="Times New Roman" w:eastAsia="Times New Roman" w:hAnsi="Times New Roman" w:cs="Times New Roman"/>
           <w:b/>
@@ -1762,9 +1542,7 @@
           <w:sz w:val="24"/>
           <w:szCs w:val="24"/>
         </w:rPr>
-        <w:t>qqEND</w:t>
-      </w:r>
-      <w:proofErr w:type="spellEnd"/>
+      </w:pPr>
       <w:r>
         <w:rPr>
           <w:rFonts w:ascii="Times New Roman" w:eastAsia="Times New Roman" w:hAnsi="Times New Roman" w:cs="Times New Roman"/>
@@ -1774,22 +1552,9 @@
           <w:sz w:val="24"/>
           <w:szCs w:val="24"/>
         </w:rPr>
-        <w:t xml:space="preserve"> downloadable content\</w:t>
-      </w:r>
-    </w:p>
-    <w:p>
-      <w:pPr>
-        <w:spacing w:after="0" w:line="480" w:lineRule="auto"/>
-        <w:rPr>
-          <w:rFonts w:ascii="Times New Roman" w:hAnsi="Times New Roman" w:cs="Times New Roman"/>
-          <w:color w:val="000000"/>
-          <w:sz w:val="24"/>
-        </w:rPr>
-      </w:pPr>
-    </w:p>
-    <w:p>
-      <w:pPr>
-        <w:spacing w:after="0" w:line="480" w:lineRule="auto"/>
+        <w:t xml:space="preserve">\qqBEGIN downloadable content. Button name: </w:t>
+      </w:r>
+      <w:r>
         <w:rPr>
           <w:rFonts w:ascii="Times New Roman" w:eastAsia="Times New Roman" w:hAnsi="Times New Roman" w:cs="Times New Roman"/>
           <w:b/>
@@ -1798,7 +1563,8 @@
           <w:sz w:val="24"/>
           <w:szCs w:val="24"/>
         </w:rPr>
-      </w:pPr>
+        <w:t xml:space="preserve">Presimulation </w:t>
+      </w:r>
       <w:r>
         <w:rPr>
           <w:rFonts w:ascii="Times New Roman" w:eastAsia="Times New Roman" w:hAnsi="Times New Roman" w:cs="Times New Roman"/>
@@ -1808,10 +1574,115 @@
           <w:sz w:val="24"/>
           <w:szCs w:val="24"/>
         </w:rPr>
-        <w:t>\</w:t>
-      </w:r>
-      <w:proofErr w:type="spellStart"/>
-      <w:r>
+        <w:t>Activity 5: Ankle Taping</w:t>
+      </w:r>
+    </w:p>
+    <w:p>
+      <w:pPr>
+        <w:spacing w:after="0" w:line="480" w:lineRule="auto"/>
+        <w:rPr>
+          <w:rFonts w:ascii="Times New Roman" w:hAnsi="Times New Roman" w:cs="Times New Roman"/>
+          <w:color w:val="000000"/>
+          <w:sz w:val="24"/>
+          <w:szCs w:val="24"/>
+        </w:rPr>
+      </w:pPr>
+      <w:r>
+        <w:rPr>
+          <w:rFonts w:ascii="Times New Roman" w:eastAsia="Times New Roman" w:hAnsi="Times New Roman" w:cs="Times New Roman"/>
+          <w:color w:val="000000"/>
+          <w:sz w:val="24"/>
+          <w:szCs w:val="24"/>
+        </w:rPr>
+        <w:t>&lt;</w:t>
+      </w:r>
+      <w:r>
+        <w:rPr>
+          <w:rFonts w:ascii="Times New Roman" w:eastAsia="Times New Roman" w:hAnsi="Times New Roman" w:cs="Times New Roman"/>
+          <w:color w:val="000000"/>
+          <w:sz w:val="24"/>
+          <w:szCs w:val="24"/>
+        </w:rPr>
+        <w:t>title</w:t>
+      </w:r>
+      <w:r>
+        <w:rPr>
+          <w:rFonts w:ascii="Times New Roman" w:eastAsia="Times New Roman" w:hAnsi="Times New Roman" w:cs="Times New Roman"/>
+          <w:color w:val="000000"/>
+          <w:sz w:val="24"/>
+          <w:szCs w:val="24"/>
+        </w:rPr>
+        <w:t>&gt;</w:t>
+      </w:r>
+      <w:r>
+        <w:rPr>
+          <w:rFonts w:ascii="Times New Roman" w:eastAsia="Times New Roman" w:hAnsi="Times New Roman" w:cs="Times New Roman"/>
+          <w:color w:val="000000"/>
+          <w:sz w:val="24"/>
+          <w:szCs w:val="24"/>
+        </w:rPr>
+        <w:t xml:space="preserve">Presimulation </w:t>
+      </w:r>
+      <w:r>
+        <w:rPr>
+          <w:rFonts w:ascii="Times New Roman" w:eastAsia="Times New Roman" w:hAnsi="Times New Roman" w:cs="Times New Roman"/>
+          <w:color w:val="000000"/>
+          <w:sz w:val="24"/>
+          <w:szCs w:val="24"/>
+        </w:rPr>
+        <w:t>Activity 5</w:t>
+      </w:r>
+      <w:r>
+        <w:rPr>
+          <w:rFonts w:ascii="Times New Roman" w:eastAsia="Times New Roman" w:hAnsi="Times New Roman" w:cs="Times New Roman"/>
+          <w:color w:val="000000"/>
+          <w:sz w:val="24"/>
+          <w:szCs w:val="24"/>
+        </w:rPr>
+        <w:t>:</w:t>
+      </w:r>
+      <w:r>
+        <w:rPr>
+          <w:rFonts w:ascii="Times New Roman" w:eastAsia="Times New Roman" w:hAnsi="Times New Roman" w:cs="Times New Roman"/>
+          <w:color w:val="000000"/>
+          <w:sz w:val="24"/>
+          <w:szCs w:val="24"/>
+        </w:rPr>
+        <w:t xml:space="preserve"> </w:t>
+      </w:r>
+      <w:r>
+        <w:rPr>
+          <w:rFonts w:ascii="Times New Roman" w:hAnsi="Times New Roman" w:cs="Times New Roman"/>
+          <w:color w:val="000000"/>
+          <w:sz w:val="24"/>
+          <w:szCs w:val="24"/>
+        </w:rPr>
+        <w:t>Ankle Taping</w:t>
+      </w:r>
+    </w:p>
+    <w:p>
+      <w:pPr>
+        <w:spacing w:after="0" w:line="480" w:lineRule="auto"/>
+        <w:rPr>
+          <w:rFonts w:ascii="Times New Roman" w:hAnsi="Times New Roman" w:cs="Times New Roman"/>
+          <w:color w:val="000000"/>
+          <w:sz w:val="24"/>
+          <w:szCs w:val="24"/>
+        </w:rPr>
+      </w:pPr>
+      <w:r>
+        <w:rPr>
+          <w:rFonts w:ascii="Times New Roman" w:hAnsi="Times New Roman" w:cs="Times New Roman"/>
+          <w:color w:val="000000"/>
+          <w:sz w:val="24"/>
+          <w:szCs w:val="24"/>
+        </w:rPr>
+        <w:t>Practice taping an ankle with traditional white athletic tape. Practice taping an ankle with strong elastic tape. Which one can you perform faster? Practice until you can effectively tape an ankle within 90 seconds.</w:t>
+      </w:r>
+    </w:p>
+    <w:p>
+      <w:pPr>
+        <w:spacing w:after="0" w:line="480" w:lineRule="auto"/>
         <w:rPr>
           <w:rFonts w:ascii="Times New Roman" w:eastAsia="Times New Roman" w:hAnsi="Times New Roman" w:cs="Times New Roman"/>
           <w:b/>
@@ -1820,9 +1691,7 @@
           <w:sz w:val="24"/>
           <w:szCs w:val="24"/>
         </w:rPr>
-        <w:t>qqBEGIN</w:t>
-      </w:r>
-      <w:proofErr w:type="spellEnd"/>
+      </w:pPr>
       <w:r>
         <w:rPr>
           <w:rFonts w:ascii="Times New Roman" w:eastAsia="Times New Roman" w:hAnsi="Times New Roman" w:cs="Times New Roman"/>
@@ -1832,10 +1701,22 @@
           <w:sz w:val="24"/>
           <w:szCs w:val="24"/>
         </w:rPr>
-        <w:t xml:space="preserve"> downloadable content. Button name: </w:t>
-      </w:r>
-      <w:proofErr w:type="spellStart"/>
-      <w:r>
+        <w:t>\qqEND downloadable content\</w:t>
+      </w:r>
+    </w:p>
+    <w:p>
+      <w:pPr>
+        <w:spacing w:after="0" w:line="480" w:lineRule="auto"/>
+        <w:rPr>
+          <w:rFonts w:ascii="Times New Roman" w:hAnsi="Times New Roman" w:cs="Times New Roman"/>
+          <w:color w:val="000000"/>
+          <w:sz w:val="24"/>
+        </w:rPr>
+      </w:pPr>
+    </w:p>
+    <w:p>
+      <w:pPr>
+        <w:spacing w:after="0" w:line="480" w:lineRule="auto"/>
         <w:rPr>
           <w:rFonts w:ascii="Times New Roman" w:eastAsia="Times New Roman" w:hAnsi="Times New Roman" w:cs="Times New Roman"/>
           <w:b/>
@@ -1844,9 +1725,7 @@
           <w:sz w:val="24"/>
           <w:szCs w:val="24"/>
         </w:rPr>
-        <w:t>Presimulation</w:t>
-      </w:r>
-      <w:proofErr w:type="spellEnd"/>
+      </w:pPr>
       <w:r>
         <w:rPr>
           <w:rFonts w:ascii="Times New Roman" w:eastAsia="Times New Roman" w:hAnsi="Times New Roman" w:cs="Times New Roman"/>
@@ -1856,7 +1735,7 @@
           <w:sz w:val="24"/>
           <w:szCs w:val="24"/>
         </w:rPr>
-        <w:t xml:space="preserve"> </w:t>
+        <w:t xml:space="preserve">\qqBEGIN downloadable content. Button name: </w:t>
       </w:r>
       <w:r>
         <w:rPr>
@@ -1867,126 +1746,9 @@
           <w:sz w:val="24"/>
           <w:szCs w:val="24"/>
         </w:rPr>
-        <w:t>Activity 5: Ankle Taping</w:t>
-      </w:r>
-    </w:p>
-    <w:p>
-      <w:pPr>
-        <w:spacing w:after="0" w:line="480" w:lineRule="auto"/>
-        <w:rPr>
-          <w:rFonts w:ascii="Times New Roman" w:hAnsi="Times New Roman" w:cs="Times New Roman"/>
-          <w:color w:val="000000"/>
-          <w:sz w:val="24"/>
-          <w:szCs w:val="24"/>
-        </w:rPr>
-      </w:pPr>
-      <w:r>
-        <w:rPr>
-          <w:rFonts w:ascii="Times New Roman" w:eastAsia="Times New Roman" w:hAnsi="Times New Roman" w:cs="Times New Roman"/>
-          <w:color w:val="000000"/>
-          <w:sz w:val="24"/>
-          <w:szCs w:val="24"/>
-        </w:rPr>
-        <w:t>&lt;</w:t>
-      </w:r>
-      <w:r>
-        <w:rPr>
-          <w:rFonts w:ascii="Times New Roman" w:eastAsia="Times New Roman" w:hAnsi="Times New Roman" w:cs="Times New Roman"/>
-          <w:color w:val="000000"/>
-          <w:sz w:val="24"/>
-          <w:szCs w:val="24"/>
-        </w:rPr>
-        <w:t>title</w:t>
-      </w:r>
-      <w:r>
-        <w:rPr>
-          <w:rFonts w:ascii="Times New Roman" w:eastAsia="Times New Roman" w:hAnsi="Times New Roman" w:cs="Times New Roman"/>
-          <w:color w:val="000000"/>
-          <w:sz w:val="24"/>
-          <w:szCs w:val="24"/>
-        </w:rPr>
-        <w:t>&gt;</w:t>
-      </w:r>
-      <w:proofErr w:type="spellStart"/>
-      <w:r>
-        <w:rPr>
-          <w:rFonts w:ascii="Times New Roman" w:eastAsia="Times New Roman" w:hAnsi="Times New Roman" w:cs="Times New Roman"/>
-          <w:color w:val="000000"/>
-          <w:sz w:val="24"/>
-          <w:szCs w:val="24"/>
-        </w:rPr>
-        <w:t>Presimulation</w:t>
-      </w:r>
-      <w:proofErr w:type="spellEnd"/>
-      <w:r>
-        <w:rPr>
-          <w:rFonts w:ascii="Times New Roman" w:eastAsia="Times New Roman" w:hAnsi="Times New Roman" w:cs="Times New Roman"/>
-          <w:color w:val="000000"/>
-          <w:sz w:val="24"/>
-          <w:szCs w:val="24"/>
-        </w:rPr>
-        <w:t xml:space="preserve"> </w:t>
-      </w:r>
-      <w:r>
-        <w:rPr>
-          <w:rFonts w:ascii="Times New Roman" w:eastAsia="Times New Roman" w:hAnsi="Times New Roman" w:cs="Times New Roman"/>
-          <w:color w:val="000000"/>
-          <w:sz w:val="24"/>
-          <w:szCs w:val="24"/>
-        </w:rPr>
-        <w:t>Activity 5</w:t>
-      </w:r>
-      <w:r>
-        <w:rPr>
-          <w:rFonts w:ascii="Times New Roman" w:eastAsia="Times New Roman" w:hAnsi="Times New Roman" w:cs="Times New Roman"/>
-          <w:color w:val="000000"/>
-          <w:sz w:val="24"/>
-          <w:szCs w:val="24"/>
-        </w:rPr>
-        <w:t>:</w:t>
-      </w:r>
-      <w:r>
-        <w:rPr>
-          <w:rFonts w:ascii="Times New Roman" w:eastAsia="Times New Roman" w:hAnsi="Times New Roman" w:cs="Times New Roman"/>
-          <w:color w:val="000000"/>
-          <w:sz w:val="24"/>
-          <w:szCs w:val="24"/>
-        </w:rPr>
-        <w:t xml:space="preserve"> </w:t>
-      </w:r>
-      <w:r>
-        <w:rPr>
-          <w:rFonts w:ascii="Times New Roman" w:hAnsi="Times New Roman" w:cs="Times New Roman"/>
-          <w:color w:val="000000"/>
-          <w:sz w:val="24"/>
-          <w:szCs w:val="24"/>
-        </w:rPr>
-        <w:t>Ankle Taping</w:t>
-      </w:r>
-    </w:p>
-    <w:p>
-      <w:pPr>
-        <w:spacing w:after="0" w:line="480" w:lineRule="auto"/>
-        <w:rPr>
-          <w:rFonts w:ascii="Times New Roman" w:hAnsi="Times New Roman" w:cs="Times New Roman"/>
-          <w:color w:val="000000"/>
-          <w:sz w:val="24"/>
-          <w:szCs w:val="24"/>
-        </w:rPr>
-      </w:pPr>
-      <w:r>
-        <w:rPr>
-          <w:rFonts w:ascii="Times New Roman" w:hAnsi="Times New Roman" w:cs="Times New Roman"/>
-          <w:color w:val="000000"/>
-          <w:sz w:val="24"/>
-          <w:szCs w:val="24"/>
-        </w:rPr>
-        <w:t>Practice taping an ankle with traditional white athletic tape. Practice taping an ankle with strong elastic tape. Which one can you perform faster? Practice until you can effectively tape an ankle within 90 seconds.</w:t>
-      </w:r>
-    </w:p>
-    <w:p>
-      <w:pPr>
-        <w:spacing w:after="0" w:line="480" w:lineRule="auto"/>
+        <w:t xml:space="preserve">Presimulation </w:t>
+      </w:r>
+      <w:r>
         <w:rPr>
           <w:rFonts w:ascii="Times New Roman" w:eastAsia="Times New Roman" w:hAnsi="Times New Roman" w:cs="Times New Roman"/>
           <w:b/>
@@ -1995,8 +1757,106 @@
           <w:sz w:val="24"/>
           <w:szCs w:val="24"/>
         </w:rPr>
-      </w:pPr>
-      <w:r>
+        <w:t>Activity 6: Discussing RTP</w:t>
+      </w:r>
+    </w:p>
+    <w:p>
+      <w:pPr>
+        <w:spacing w:after="0" w:line="480" w:lineRule="auto"/>
+        <w:rPr>
+          <w:rFonts w:ascii="Times New Roman" w:hAnsi="Times New Roman" w:cs="Times New Roman"/>
+          <w:color w:val="000000"/>
+          <w:sz w:val="24"/>
+          <w:szCs w:val="24"/>
+        </w:rPr>
+      </w:pPr>
+      <w:r>
+        <w:rPr>
+          <w:rFonts w:ascii="Times New Roman" w:hAnsi="Times New Roman" w:cs="Times New Roman"/>
+          <w:color w:val="000000"/>
+          <w:sz w:val="24"/>
+          <w:szCs w:val="24"/>
+        </w:rPr>
+        <w:t>&lt;</w:t>
+      </w:r>
+      <w:r>
+        <w:rPr>
+          <w:rFonts w:ascii="Times New Roman" w:hAnsi="Times New Roman" w:cs="Times New Roman"/>
+          <w:color w:val="000000"/>
+          <w:sz w:val="24"/>
+          <w:szCs w:val="24"/>
+        </w:rPr>
+        <w:t>title</w:t>
+      </w:r>
+      <w:r>
+        <w:rPr>
+          <w:rFonts w:ascii="Times New Roman" w:hAnsi="Times New Roman" w:cs="Times New Roman"/>
+          <w:color w:val="000000"/>
+          <w:sz w:val="24"/>
+          <w:szCs w:val="24"/>
+        </w:rPr>
+        <w:t>&gt;</w:t>
+      </w:r>
+      <w:r>
+        <w:rPr>
+          <w:rFonts w:ascii="Times New Roman" w:hAnsi="Times New Roman" w:cs="Times New Roman"/>
+          <w:color w:val="000000"/>
+          <w:sz w:val="24"/>
+          <w:szCs w:val="24"/>
+        </w:rPr>
+        <w:t xml:space="preserve">Presimulation </w:t>
+      </w:r>
+      <w:r>
+        <w:rPr>
+          <w:rFonts w:ascii="Times New Roman" w:hAnsi="Times New Roman" w:cs="Times New Roman"/>
+          <w:color w:val="000000"/>
+          <w:sz w:val="24"/>
+          <w:szCs w:val="24"/>
+        </w:rPr>
+        <w:t>Activity 6</w:t>
+      </w:r>
+      <w:r>
+        <w:rPr>
+          <w:rFonts w:ascii="Times New Roman" w:hAnsi="Times New Roman" w:cs="Times New Roman"/>
+          <w:color w:val="000000"/>
+          <w:sz w:val="24"/>
+          <w:szCs w:val="24"/>
+        </w:rPr>
+        <w:t>:</w:t>
+      </w:r>
+      <w:r>
+        <w:rPr>
+          <w:rFonts w:ascii="Times New Roman" w:hAnsi="Times New Roman" w:cs="Times New Roman"/>
+          <w:color w:val="000000"/>
+          <w:sz w:val="24"/>
+          <w:szCs w:val="24"/>
+        </w:rPr>
+        <w:t xml:space="preserve"> Discussing RTP</w:t>
+      </w:r>
+    </w:p>
+    <w:p>
+      <w:pPr>
+        <w:spacing w:after="0" w:line="480" w:lineRule="auto"/>
+        <w:rPr>
+          <w:rFonts w:ascii="Times New Roman" w:hAnsi="Times New Roman" w:cs="Times New Roman"/>
+          <w:color w:val="000000"/>
+          <w:sz w:val="24"/>
+          <w:szCs w:val="24"/>
+        </w:rPr>
+      </w:pPr>
+      <w:r>
+        <w:rPr>
+          <w:rFonts w:ascii="Times New Roman" w:hAnsi="Times New Roman" w:cs="Times New Roman"/>
+          <w:color w:val="000000"/>
+          <w:sz w:val="24"/>
+          <w:szCs w:val="24"/>
+        </w:rPr>
+        <w:t>In wrestling matches, quick return-to-participation decisions are often necessary. List the factors that you would need to consider and discuss with an athlete when deciding to return them to participation or ask them to forfeit the match.</w:t>
+      </w:r>
+    </w:p>
+    <w:p>
+      <w:pPr>
+        <w:spacing w:after="0" w:line="480" w:lineRule="auto"/>
         <w:rPr>
           <w:rFonts w:ascii="Times New Roman" w:eastAsia="Times New Roman" w:hAnsi="Times New Roman" w:cs="Times New Roman"/>
           <w:b/>
@@ -2005,9 +1865,7 @@
           <w:sz w:val="24"/>
           <w:szCs w:val="24"/>
         </w:rPr>
-        <w:t>\</w:t>
-      </w:r>
-      <w:proofErr w:type="spellStart"/>
+      </w:pPr>
       <w:r>
         <w:rPr>
           <w:rFonts w:ascii="Times New Roman" w:eastAsia="Times New Roman" w:hAnsi="Times New Roman" w:cs="Times New Roman"/>
@@ -2017,28 +1875,18 @@
           <w:sz w:val="24"/>
           <w:szCs w:val="24"/>
         </w:rPr>
-        <w:t>qqEND</w:t>
-      </w:r>
-      <w:proofErr w:type="spellEnd"/>
-      <w:r>
-        <w:rPr>
-          <w:rFonts w:ascii="Times New Roman" w:eastAsia="Times New Roman" w:hAnsi="Times New Roman" w:cs="Times New Roman"/>
+        <w:t>\qqEND downloadable content\</w:t>
+      </w:r>
+    </w:p>
+    <w:p>
+      <w:pPr>
+        <w:spacing w:after="0" w:line="480" w:lineRule="auto"/>
+        <w:rPr>
+          <w:rFonts w:ascii="Times New Roman" w:hAnsi="Times New Roman" w:cs="Times New Roman"/>
           <w:b/>
           <w:bCs/>
           <w:color w:val="000000"/>
           <w:sz w:val="24"/>
-          <w:szCs w:val="24"/>
-        </w:rPr>
-        <w:t xml:space="preserve"> downloadable content\</w:t>
-      </w:r>
-    </w:p>
-    <w:p>
-      <w:pPr>
-        <w:spacing w:after="0" w:line="480" w:lineRule="auto"/>
-        <w:rPr>
-          <w:rFonts w:ascii="Times New Roman" w:hAnsi="Times New Roman" w:cs="Times New Roman"/>
-          <w:color w:val="000000"/>
-          <w:sz w:val="24"/>
         </w:rPr>
       </w:pPr>
     </w:p>
@@ -2063,9 +1911,8 @@
           <w:sz w:val="24"/>
           <w:szCs w:val="24"/>
         </w:rPr>
-        <w:t>\</w:t>
-      </w:r>
-      <w:proofErr w:type="spellStart"/>
+        <w:t xml:space="preserve">\qqBEGIN downloadable content. Button name: </w:t>
+      </w:r>
       <w:r>
         <w:rPr>
           <w:rFonts w:ascii="Times New Roman" w:eastAsia="Times New Roman" w:hAnsi="Times New Roman" w:cs="Times New Roman"/>
@@ -2075,9 +1922,8 @@
           <w:sz w:val="24"/>
           <w:szCs w:val="24"/>
         </w:rPr>
-        <w:t>qqBEGIN</w:t>
-      </w:r>
-      <w:proofErr w:type="spellEnd"/>
+        <w:t xml:space="preserve">Presimulation </w:t>
+      </w:r>
       <w:r>
         <w:rPr>
           <w:rFonts w:ascii="Times New Roman" w:eastAsia="Times New Roman" w:hAnsi="Times New Roman" w:cs="Times New Roman"/>
@@ -2087,10 +1933,106 @@
           <w:sz w:val="24"/>
           <w:szCs w:val="24"/>
         </w:rPr>
-        <w:t xml:space="preserve"> downloadable content. Button name: </w:t>
-      </w:r>
-      <w:proofErr w:type="spellStart"/>
-      <w:r>
+        <w:t>Activity 7: Sideline Kit Packing</w:t>
+      </w:r>
+    </w:p>
+    <w:p>
+      <w:pPr>
+        <w:spacing w:after="0" w:line="480" w:lineRule="auto"/>
+        <w:rPr>
+          <w:rFonts w:ascii="Times New Roman" w:hAnsi="Times New Roman" w:cs="Times New Roman"/>
+          <w:color w:val="000000"/>
+          <w:sz w:val="24"/>
+        </w:rPr>
+      </w:pPr>
+      <w:r>
+        <w:rPr>
+          <w:rFonts w:ascii="Times New Roman" w:eastAsia="Times New Roman" w:hAnsi="Times New Roman" w:cs="Times New Roman"/>
+          <w:color w:val="000000"/>
+          <w:sz w:val="24"/>
+          <w:szCs w:val="24"/>
+        </w:rPr>
+        <w:lastRenderedPageBreak/>
+        <w:t>&lt;</w:t>
+      </w:r>
+      <w:r>
+        <w:rPr>
+          <w:rFonts w:ascii="Times New Roman" w:eastAsia="Times New Roman" w:hAnsi="Times New Roman" w:cs="Times New Roman"/>
+          <w:color w:val="000000"/>
+          <w:sz w:val="24"/>
+          <w:szCs w:val="24"/>
+        </w:rPr>
+        <w:t>title</w:t>
+      </w:r>
+      <w:r>
+        <w:rPr>
+          <w:rFonts w:ascii="Times New Roman" w:eastAsia="Times New Roman" w:hAnsi="Times New Roman" w:cs="Times New Roman"/>
+          <w:color w:val="000000"/>
+          <w:sz w:val="24"/>
+          <w:szCs w:val="24"/>
+        </w:rPr>
+        <w:t>&gt;</w:t>
+      </w:r>
+      <w:r>
+        <w:rPr>
+          <w:rFonts w:ascii="Times New Roman" w:eastAsia="Times New Roman" w:hAnsi="Times New Roman" w:cs="Times New Roman"/>
+          <w:color w:val="000000"/>
+          <w:sz w:val="24"/>
+          <w:szCs w:val="24"/>
+        </w:rPr>
+        <w:t xml:space="preserve">Presimulation </w:t>
+      </w:r>
+      <w:r>
+        <w:rPr>
+          <w:rFonts w:ascii="Times New Roman" w:eastAsia="Times New Roman" w:hAnsi="Times New Roman" w:cs="Times New Roman"/>
+          <w:color w:val="000000"/>
+          <w:sz w:val="24"/>
+          <w:szCs w:val="24"/>
+        </w:rPr>
+        <w:t>Activity 7</w:t>
+      </w:r>
+      <w:r>
+        <w:rPr>
+          <w:rFonts w:ascii="Times New Roman" w:eastAsia="Times New Roman" w:hAnsi="Times New Roman" w:cs="Times New Roman"/>
+          <w:color w:val="000000"/>
+          <w:sz w:val="24"/>
+          <w:szCs w:val="24"/>
+        </w:rPr>
+        <w:t>:</w:t>
+      </w:r>
+      <w:r>
+        <w:rPr>
+          <w:rFonts w:ascii="Times New Roman" w:eastAsia="Times New Roman" w:hAnsi="Times New Roman" w:cs="Times New Roman"/>
+          <w:color w:val="000000"/>
+          <w:sz w:val="24"/>
+          <w:szCs w:val="24"/>
+        </w:rPr>
+        <w:t xml:space="preserve"> Sideline Kit Packing</w:t>
+      </w:r>
+    </w:p>
+    <w:p>
+      <w:pPr>
+        <w:spacing w:after="0" w:line="480" w:lineRule="auto"/>
+        <w:rPr>
+          <w:rFonts w:ascii="Times New Roman" w:hAnsi="Times New Roman" w:cs="Times New Roman"/>
+          <w:color w:val="000000"/>
+          <w:sz w:val="24"/>
+          <w:szCs w:val="24"/>
+        </w:rPr>
+      </w:pPr>
+      <w:r>
+        <w:rPr>
+          <w:rFonts w:ascii="Times New Roman" w:hAnsi="Times New Roman" w:cs="Times New Roman"/>
+          <w:color w:val="000000"/>
+          <w:sz w:val="24"/>
+          <w:szCs w:val="24"/>
+        </w:rPr>
+        <w:t>To prepare for the wrestling match, pack your sideline med kit with supplies you will need. These supplies should not only include ankle tape and taping materials but also include first aid materials in case of first aid injuries occurring during the match.</w:t>
+      </w:r>
+    </w:p>
+    <w:p>
+      <w:pPr>
+        <w:spacing w:after="0" w:line="480" w:lineRule="auto"/>
         <w:rPr>
           <w:rFonts w:ascii="Times New Roman" w:eastAsia="Times New Roman" w:hAnsi="Times New Roman" w:cs="Times New Roman"/>
           <w:b/>
@@ -2099,9 +2041,7 @@
           <w:sz w:val="24"/>
           <w:szCs w:val="24"/>
         </w:rPr>
-        <w:t>Presimulation</w:t>
-      </w:r>
-      <w:proofErr w:type="spellEnd"/>
+      </w:pPr>
       <w:r>
         <w:rPr>
           <w:rFonts w:ascii="Times New Roman" w:eastAsia="Times New Roman" w:hAnsi="Times New Roman" w:cs="Times New Roman"/>
@@ -2111,9 +2051,91 @@
           <w:sz w:val="24"/>
           <w:szCs w:val="24"/>
         </w:rPr>
-        <w:t xml:space="preserve"> </w:t>
-      </w:r>
-      <w:r>
+        <w:t>\qqEND downloadable content\</w:t>
+      </w:r>
+    </w:p>
+    <w:p>
+      <w:pPr>
+        <w:spacing w:after="0" w:line="480" w:lineRule="auto"/>
+        <w:rPr>
+          <w:rFonts w:ascii="Times New Roman" w:hAnsi="Times New Roman" w:cs="Times New Roman"/>
+          <w:color w:val="000000"/>
+          <w:sz w:val="24"/>
+          <w:szCs w:val="24"/>
+        </w:rPr>
+      </w:pPr>
+    </w:p>
+    <w:p>
+      <w:pPr>
+        <w:spacing w:after="0" w:line="480" w:lineRule="auto"/>
+        <w:rPr>
+          <w:rFonts w:ascii="Times New Roman" w:hAnsi="Times New Roman" w:cs="Times New Roman"/>
+          <w:color w:val="000000"/>
+          <w:sz w:val="24"/>
+          <w:szCs w:val="24"/>
+        </w:rPr>
+      </w:pPr>
+      <w:r>
+        <w:rPr>
+          <w:rFonts w:ascii="Times New Roman" w:hAnsi="Times New Roman" w:cs="Times New Roman"/>
+          <w:color w:val="000000"/>
+          <w:sz w:val="24"/>
+          <w:szCs w:val="24"/>
+        </w:rPr>
+        <w:t xml:space="preserve">&lt;a&gt;Postsimulation </w:t>
+      </w:r>
+      <w:r>
+        <w:rPr>
+          <w:rFonts w:ascii="Times New Roman" w:hAnsi="Times New Roman" w:cs="Times New Roman"/>
+          <w:color w:val="000000"/>
+          <w:sz w:val="24"/>
+          <w:szCs w:val="24"/>
+        </w:rPr>
+        <w:t>A</w:t>
+      </w:r>
+      <w:r>
+        <w:rPr>
+          <w:rFonts w:ascii="Times New Roman" w:hAnsi="Times New Roman" w:cs="Times New Roman"/>
+          <w:color w:val="000000"/>
+          <w:sz w:val="24"/>
+          <w:szCs w:val="24"/>
+        </w:rPr>
+        <w:t>ctivities</w:t>
+      </w:r>
+    </w:p>
+    <w:p>
+      <w:pPr>
+        <w:spacing w:after="0" w:line="480" w:lineRule="auto"/>
+        <w:rPr>
+          <w:rFonts w:ascii="Times New Roman" w:eastAsia="Times New Roman" w:hAnsi="Times New Roman" w:cs="Times New Roman"/>
+          <w:color w:val="000000"/>
+          <w:sz w:val="24"/>
+          <w:szCs w:val="24"/>
+        </w:rPr>
+      </w:pPr>
+      <w:r>
+        <w:rPr>
+          <w:rFonts w:ascii="Times New Roman" w:eastAsia="Times New Roman" w:hAnsi="Times New Roman" w:cs="Times New Roman"/>
+          <w:color w:val="000000"/>
+          <w:sz w:val="24"/>
+          <w:szCs w:val="24"/>
+        </w:rPr>
+        <w:t>These postsimulation activities are designed to enhance your learning from the simulation experience and your reflection on the experience. Your instructor may assign specific activities or all activities. Please speak to your instructor if you have questions.</w:t>
+      </w:r>
+    </w:p>
+    <w:p>
+      <w:pPr>
+        <w:spacing w:after="0" w:line="480" w:lineRule="auto"/>
+        <w:rPr>
+          <w:rFonts w:ascii="Times New Roman" w:hAnsi="Times New Roman" w:cs="Times New Roman"/>
+          <w:color w:val="000000"/>
+          <w:sz w:val="24"/>
+        </w:rPr>
+      </w:pPr>
+    </w:p>
+    <w:p>
+      <w:pPr>
+        <w:spacing w:after="0" w:line="480" w:lineRule="auto"/>
         <w:rPr>
           <w:rFonts w:ascii="Times New Roman" w:eastAsia="Times New Roman" w:hAnsi="Times New Roman" w:cs="Times New Roman"/>
           <w:b/>
@@ -2122,117 +2144,9 @@
           <w:sz w:val="24"/>
           <w:szCs w:val="24"/>
         </w:rPr>
-        <w:t>Activity 6: Discussing RTP</w:t>
-      </w:r>
-    </w:p>
-    <w:p>
-      <w:pPr>
-        <w:spacing w:after="0" w:line="480" w:lineRule="auto"/>
-        <w:rPr>
-          <w:rFonts w:ascii="Times New Roman" w:hAnsi="Times New Roman" w:cs="Times New Roman"/>
-          <w:color w:val="000000"/>
-          <w:sz w:val="24"/>
-          <w:szCs w:val="24"/>
-        </w:rPr>
-      </w:pPr>
-      <w:r>
-        <w:rPr>
-          <w:rFonts w:ascii="Times New Roman" w:hAnsi="Times New Roman" w:cs="Times New Roman"/>
-          <w:color w:val="000000"/>
-          <w:sz w:val="24"/>
-          <w:szCs w:val="24"/>
-        </w:rPr>
-        <w:t>&lt;</w:t>
-      </w:r>
-      <w:r>
-        <w:rPr>
-          <w:rFonts w:ascii="Times New Roman" w:hAnsi="Times New Roman" w:cs="Times New Roman"/>
-          <w:color w:val="000000"/>
-          <w:sz w:val="24"/>
-          <w:szCs w:val="24"/>
-        </w:rPr>
-        <w:t>title</w:t>
-      </w:r>
-      <w:r>
-        <w:rPr>
-          <w:rFonts w:ascii="Times New Roman" w:hAnsi="Times New Roman" w:cs="Times New Roman"/>
-          <w:color w:val="000000"/>
-          <w:sz w:val="24"/>
-          <w:szCs w:val="24"/>
-        </w:rPr>
-        <w:t>&gt;</w:t>
-      </w:r>
-      <w:proofErr w:type="spellStart"/>
-      <w:r>
-        <w:rPr>
-          <w:rFonts w:ascii="Times New Roman" w:hAnsi="Times New Roman" w:cs="Times New Roman"/>
-          <w:color w:val="000000"/>
-          <w:sz w:val="24"/>
-          <w:szCs w:val="24"/>
-        </w:rPr>
-        <w:t>Presimulation</w:t>
-      </w:r>
-      <w:proofErr w:type="spellEnd"/>
-      <w:r>
-        <w:rPr>
-          <w:rFonts w:ascii="Times New Roman" w:hAnsi="Times New Roman" w:cs="Times New Roman"/>
-          <w:color w:val="000000"/>
-          <w:sz w:val="24"/>
-          <w:szCs w:val="24"/>
-        </w:rPr>
-        <w:t xml:space="preserve"> </w:t>
-      </w:r>
-      <w:r>
-        <w:rPr>
-          <w:rFonts w:ascii="Times New Roman" w:hAnsi="Times New Roman" w:cs="Times New Roman"/>
-          <w:color w:val="000000"/>
-          <w:sz w:val="24"/>
-          <w:szCs w:val="24"/>
-        </w:rPr>
-        <w:t>Activity 6</w:t>
-      </w:r>
-      <w:r>
-        <w:rPr>
-          <w:rFonts w:ascii="Times New Roman" w:hAnsi="Times New Roman" w:cs="Times New Roman"/>
-          <w:color w:val="000000"/>
-          <w:sz w:val="24"/>
-          <w:szCs w:val="24"/>
-        </w:rPr>
-        <w:t>:</w:t>
-      </w:r>
-      <w:r>
-        <w:rPr>
-          <w:rFonts w:ascii="Times New Roman" w:hAnsi="Times New Roman" w:cs="Times New Roman"/>
-          <w:color w:val="000000"/>
-          <w:sz w:val="24"/>
-          <w:szCs w:val="24"/>
-        </w:rPr>
-        <w:t xml:space="preserve"> Discussing RTP</w:t>
-      </w:r>
-    </w:p>
-    <w:p>
-      <w:pPr>
-        <w:spacing w:after="0" w:line="480" w:lineRule="auto"/>
-        <w:rPr>
-          <w:rFonts w:ascii="Times New Roman" w:hAnsi="Times New Roman" w:cs="Times New Roman"/>
-          <w:color w:val="000000"/>
-          <w:sz w:val="24"/>
-          <w:szCs w:val="24"/>
-        </w:rPr>
-      </w:pPr>
-      <w:r>
-        <w:rPr>
-          <w:rFonts w:ascii="Times New Roman" w:hAnsi="Times New Roman" w:cs="Times New Roman"/>
-          <w:color w:val="000000"/>
-          <w:sz w:val="24"/>
-          <w:szCs w:val="24"/>
-        </w:rPr>
-        <w:t>In wrestling matches, quick return-to-participation decisions are often necessary. List the factors that you would need to consider and discuss with an athlete when deciding to return them to participation or ask them to forfeit the match.</w:t>
-      </w:r>
-    </w:p>
-    <w:p>
-      <w:pPr>
-        <w:spacing w:after="0" w:line="480" w:lineRule="auto"/>
+      </w:pPr>
+      <w:bookmarkStart w:id="2" w:name="_Hlk212806796"/>
+      <w:r>
         <w:rPr>
           <w:rFonts w:ascii="Times New Roman" w:eastAsia="Times New Roman" w:hAnsi="Times New Roman" w:cs="Times New Roman"/>
           <w:b/>
@@ -2241,8 +2155,107 @@
           <w:sz w:val="24"/>
           <w:szCs w:val="24"/>
         </w:rPr>
-      </w:pPr>
-      <w:r>
+        <w:t>\qqBEGIN downloadable content. Button name: Postsimulation Activity 1: Documentation</w:t>
+      </w:r>
+    </w:p>
+    <w:bookmarkEnd w:id="2"/>
+    <w:p>
+      <w:pPr>
+        <w:spacing w:after="0" w:line="480" w:lineRule="auto"/>
+        <w:rPr>
+          <w:rFonts w:ascii="Times New Roman" w:eastAsia="Times New Roman" w:hAnsi="Times New Roman" w:cs="Times New Roman"/>
+          <w:color w:val="000000"/>
+          <w:sz w:val="24"/>
+          <w:szCs w:val="24"/>
+        </w:rPr>
+      </w:pPr>
+      <w:r>
+        <w:rPr>
+          <w:rFonts w:ascii="Times New Roman" w:eastAsia="Times New Roman" w:hAnsi="Times New Roman" w:cs="Times New Roman"/>
+          <w:color w:val="000000"/>
+          <w:sz w:val="24"/>
+          <w:szCs w:val="24"/>
+        </w:rPr>
+        <w:t>&lt;</w:t>
+      </w:r>
+      <w:r>
+        <w:rPr>
+          <w:rFonts w:ascii="Times New Roman" w:eastAsia="Times New Roman" w:hAnsi="Times New Roman" w:cs="Times New Roman"/>
+          <w:color w:val="000000"/>
+          <w:sz w:val="24"/>
+          <w:szCs w:val="24"/>
+        </w:rPr>
+        <w:t>title</w:t>
+      </w:r>
+      <w:r>
+        <w:rPr>
+          <w:rFonts w:ascii="Times New Roman" w:eastAsia="Times New Roman" w:hAnsi="Times New Roman" w:cs="Times New Roman"/>
+          <w:color w:val="000000"/>
+          <w:sz w:val="24"/>
+          <w:szCs w:val="24"/>
+        </w:rPr>
+        <w:t>&gt;</w:t>
+      </w:r>
+      <w:r>
+        <w:rPr>
+          <w:rFonts w:ascii="Times New Roman" w:eastAsia="Times New Roman" w:hAnsi="Times New Roman" w:cs="Times New Roman"/>
+          <w:color w:val="000000"/>
+          <w:sz w:val="24"/>
+          <w:szCs w:val="24"/>
+        </w:rPr>
+        <w:t xml:space="preserve">Postsimulation </w:t>
+      </w:r>
+      <w:r>
+        <w:rPr>
+          <w:rFonts w:ascii="Times New Roman" w:eastAsia="Times New Roman" w:hAnsi="Times New Roman" w:cs="Times New Roman"/>
+          <w:color w:val="000000"/>
+          <w:sz w:val="24"/>
+          <w:szCs w:val="24"/>
+        </w:rPr>
+        <w:t>Activity 1</w:t>
+      </w:r>
+      <w:r>
+        <w:rPr>
+          <w:rFonts w:ascii="Times New Roman" w:eastAsia="Times New Roman" w:hAnsi="Times New Roman" w:cs="Times New Roman"/>
+          <w:color w:val="000000"/>
+          <w:sz w:val="24"/>
+          <w:szCs w:val="24"/>
+        </w:rPr>
+        <w:t>:</w:t>
+      </w:r>
+      <w:r>
+        <w:rPr>
+          <w:rFonts w:ascii="Times New Roman" w:eastAsia="Times New Roman" w:hAnsi="Times New Roman" w:cs="Times New Roman"/>
+          <w:color w:val="000000"/>
+          <w:sz w:val="24"/>
+          <w:szCs w:val="24"/>
+        </w:rPr>
+        <w:t xml:space="preserve"> Documentation</w:t>
+      </w:r>
+    </w:p>
+    <w:p>
+      <w:pPr>
+        <w:spacing w:after="0" w:line="480" w:lineRule="auto"/>
+        <w:rPr>
+          <w:rFonts w:ascii="Times New Roman" w:hAnsi="Times New Roman" w:cs="Times New Roman"/>
+          <w:color w:val="000000"/>
+          <w:sz w:val="24"/>
+          <w:szCs w:val="24"/>
+        </w:rPr>
+      </w:pPr>
+      <w:r>
+        <w:rPr>
+          <w:rFonts w:ascii="Times New Roman" w:hAnsi="Times New Roman" w:cs="Times New Roman"/>
+          <w:color w:val="000000"/>
+          <w:sz w:val="24"/>
+          <w:szCs w:val="24"/>
+        </w:rPr>
+        <w:t>Write a SOAP (Subjective, Observation, Assessment, Palpation) note documenting the evaluation you performed during this simulation. Include in this SOAP note your RTP or forfeit and management decisions.</w:t>
+      </w:r>
+    </w:p>
+    <w:p>
+      <w:pPr>
+        <w:spacing w:after="0" w:line="480" w:lineRule="auto"/>
         <w:rPr>
           <w:rFonts w:ascii="Times New Roman" w:eastAsia="Times New Roman" w:hAnsi="Times New Roman" w:cs="Times New Roman"/>
           <w:b/>
@@ -2251,9 +2264,7 @@
           <w:sz w:val="24"/>
           <w:szCs w:val="24"/>
         </w:rPr>
-        <w:t>\</w:t>
-      </w:r>
-      <w:proofErr w:type="spellStart"/>
+      </w:pPr>
       <w:r>
         <w:rPr>
           <w:rFonts w:ascii="Times New Roman" w:eastAsia="Times New Roman" w:hAnsi="Times New Roman" w:cs="Times New Roman"/>
@@ -2263,9 +2274,8 @@
           <w:sz w:val="24"/>
           <w:szCs w:val="24"/>
         </w:rPr>
-        <w:t>qqEND</w:t>
-      </w:r>
-      <w:proofErr w:type="spellEnd"/>
+        <w:t>\qq</w:t>
+      </w:r>
       <w:r>
         <w:rPr>
           <w:rFonts w:ascii="Times New Roman" w:eastAsia="Times New Roman" w:hAnsi="Times New Roman" w:cs="Times New Roman"/>
@@ -2275,18 +2285,27 @@
           <w:sz w:val="24"/>
           <w:szCs w:val="24"/>
         </w:rPr>
-        <w:t xml:space="preserve"> downloadable content\</w:t>
-      </w:r>
-    </w:p>
-    <w:p>
-      <w:pPr>
-        <w:spacing w:after="0" w:line="480" w:lineRule="auto"/>
-        <w:rPr>
-          <w:rFonts w:ascii="Times New Roman" w:hAnsi="Times New Roman" w:cs="Times New Roman"/>
+        <w:t>END downloadable content</w:t>
+      </w:r>
+      <w:r>
+        <w:rPr>
+          <w:rFonts w:ascii="Times New Roman" w:eastAsia="Times New Roman" w:hAnsi="Times New Roman" w:cs="Times New Roman"/>
           <w:b/>
           <w:bCs/>
           <w:color w:val="000000"/>
           <w:sz w:val="24"/>
+          <w:szCs w:val="24"/>
+        </w:rPr>
+        <w:t>\</w:t>
+      </w:r>
+    </w:p>
+    <w:p>
+      <w:pPr>
+        <w:spacing w:after="0" w:line="480" w:lineRule="auto"/>
+        <w:rPr>
+          <w:rFonts w:ascii="Times New Roman" w:hAnsi="Times New Roman" w:cs="Times New Roman"/>
+          <w:color w:val="000000"/>
+          <w:sz w:val="24"/>
         </w:rPr>
       </w:pPr>
     </w:p>
@@ -2311,75 +2330,17 @@
           <w:sz w:val="24"/>
           <w:szCs w:val="24"/>
         </w:rPr>
-        <w:t>\</w:t>
-      </w:r>
-      <w:proofErr w:type="spellStart"/>
-      <w:r>
-        <w:rPr>
-          <w:rFonts w:ascii="Times New Roman" w:eastAsia="Times New Roman" w:hAnsi="Times New Roman" w:cs="Times New Roman"/>
-          <w:b/>
-          <w:bCs/>
-          <w:color w:val="000000"/>
-          <w:sz w:val="24"/>
-          <w:szCs w:val="24"/>
-        </w:rPr>
-        <w:t>qqBEGIN</w:t>
-      </w:r>
-      <w:proofErr w:type="spellEnd"/>
-      <w:r>
-        <w:rPr>
-          <w:rFonts w:ascii="Times New Roman" w:eastAsia="Times New Roman" w:hAnsi="Times New Roman" w:cs="Times New Roman"/>
-          <w:b/>
-          <w:bCs/>
-          <w:color w:val="000000"/>
-          <w:sz w:val="24"/>
-          <w:szCs w:val="24"/>
-        </w:rPr>
-        <w:t xml:space="preserve"> downloadable content. Button name: </w:t>
-      </w:r>
-      <w:proofErr w:type="spellStart"/>
-      <w:r>
-        <w:rPr>
-          <w:rFonts w:ascii="Times New Roman" w:eastAsia="Times New Roman" w:hAnsi="Times New Roman" w:cs="Times New Roman"/>
-          <w:b/>
-          <w:bCs/>
-          <w:color w:val="000000"/>
-          <w:sz w:val="24"/>
-          <w:szCs w:val="24"/>
-        </w:rPr>
-        <w:t>Presimulation</w:t>
-      </w:r>
-      <w:proofErr w:type="spellEnd"/>
-      <w:r>
-        <w:rPr>
-          <w:rFonts w:ascii="Times New Roman" w:eastAsia="Times New Roman" w:hAnsi="Times New Roman" w:cs="Times New Roman"/>
-          <w:b/>
-          <w:bCs/>
-          <w:color w:val="000000"/>
-          <w:sz w:val="24"/>
-          <w:szCs w:val="24"/>
-        </w:rPr>
-        <w:t xml:space="preserve"> </w:t>
-      </w:r>
-      <w:r>
-        <w:rPr>
-          <w:rFonts w:ascii="Times New Roman" w:eastAsia="Times New Roman" w:hAnsi="Times New Roman" w:cs="Times New Roman"/>
-          <w:b/>
-          <w:bCs/>
-          <w:color w:val="000000"/>
-          <w:sz w:val="24"/>
-          <w:szCs w:val="24"/>
-        </w:rPr>
-        <w:t>Activity 7: Sideline Kit Packing</w:t>
-      </w:r>
-    </w:p>
-    <w:p>
-      <w:pPr>
-        <w:spacing w:after="0" w:line="480" w:lineRule="auto"/>
-        <w:rPr>
-          <w:rFonts w:ascii="Times New Roman" w:hAnsi="Times New Roman" w:cs="Times New Roman"/>
-          <w:color w:val="000000"/>
-          <w:sz w:val="24"/>
+        <w:t>\qqBEGIN downloadable content. Button name: Postsimulation Activity 2: Reflection</w:t>
+      </w:r>
+    </w:p>
+    <w:p>
+      <w:pPr>
+        <w:spacing w:after="0" w:line="480" w:lineRule="auto"/>
+        <w:rPr>
+          <w:rFonts w:ascii="Times New Roman" w:eastAsia="Times New Roman" w:hAnsi="Times New Roman" w:cs="Times New Roman"/>
+          <w:color w:val="000000"/>
+          <w:sz w:val="24"/>
+          <w:szCs w:val="24"/>
         </w:rPr>
       </w:pPr>
       <w:r>
@@ -2409,34 +2370,23 @@
         </w:rPr>
         <w:t>&gt;</w:t>
       </w:r>
-      <w:proofErr w:type="spellStart"/>
-      <w:r>
-        <w:rPr>
-          <w:rFonts w:ascii="Times New Roman" w:eastAsia="Times New Roman" w:hAnsi="Times New Roman" w:cs="Times New Roman"/>
-          <w:color w:val="000000"/>
-          <w:sz w:val="24"/>
-          <w:szCs w:val="24"/>
-        </w:rPr>
-        <w:t>Presimulation</w:t>
-      </w:r>
-      <w:proofErr w:type="spellEnd"/>
-      <w:r>
-        <w:rPr>
-          <w:rFonts w:ascii="Times New Roman" w:eastAsia="Times New Roman" w:hAnsi="Times New Roman" w:cs="Times New Roman"/>
-          <w:color w:val="000000"/>
-          <w:sz w:val="24"/>
-          <w:szCs w:val="24"/>
-        </w:rPr>
-        <w:t xml:space="preserve"> </w:t>
-      </w:r>
-      <w:r>
-        <w:rPr>
-          <w:rFonts w:ascii="Times New Roman" w:eastAsia="Times New Roman" w:hAnsi="Times New Roman" w:cs="Times New Roman"/>
-          <w:color w:val="000000"/>
-          <w:sz w:val="24"/>
-          <w:szCs w:val="24"/>
-        </w:rPr>
-        <w:t>Activity 7</w:t>
+      <w:r>
+        <w:rPr>
+          <w:rFonts w:ascii="Times New Roman" w:eastAsia="Times New Roman" w:hAnsi="Times New Roman" w:cs="Times New Roman"/>
+          <w:color w:val="000000"/>
+          <w:sz w:val="24"/>
+          <w:szCs w:val="24"/>
+        </w:rPr>
+        <w:t xml:space="preserve">Postsimulation </w:t>
+      </w:r>
+      <w:r>
+        <w:rPr>
+          <w:rFonts w:ascii="Times New Roman" w:eastAsia="Times New Roman" w:hAnsi="Times New Roman" w:cs="Times New Roman"/>
+          <w:color w:val="000000"/>
+          <w:sz w:val="24"/>
+          <w:szCs w:val="24"/>
+        </w:rPr>
+        <w:t>Activity 2</w:t>
       </w:r>
       <w:r>
         <w:rPr>
@@ -2454,651 +2404,37 @@
           <w:sz w:val="24"/>
           <w:szCs w:val="24"/>
         </w:rPr>
-        <w:t xml:space="preserve"> Sideline Kit Packing</w:t>
-      </w:r>
-    </w:p>
-    <w:p>
-      <w:pPr>
-        <w:spacing w:after="0" w:line="480" w:lineRule="auto"/>
-        <w:rPr>
-          <w:rFonts w:ascii="Times New Roman" w:hAnsi="Times New Roman" w:cs="Times New Roman"/>
-          <w:color w:val="000000"/>
-          <w:sz w:val="24"/>
-          <w:szCs w:val="24"/>
-        </w:rPr>
-      </w:pPr>
-      <w:r>
-        <w:rPr>
-          <w:rFonts w:ascii="Times New Roman" w:hAnsi="Times New Roman" w:cs="Times New Roman"/>
+        <w:t xml:space="preserve"> Reflection</w:t>
+      </w:r>
+    </w:p>
+    <w:p>
+      <w:pPr>
+        <w:spacing w:after="0" w:line="480" w:lineRule="auto"/>
+        <w:rPr>
+          <w:rFonts w:ascii="Times New Roman" w:eastAsia="Times New Roman" w:hAnsi="Times New Roman" w:cs="Times New Roman"/>
+          <w:color w:val="000000"/>
+          <w:sz w:val="24"/>
+          <w:szCs w:val="24"/>
+        </w:rPr>
+      </w:pPr>
+      <w:r>
+        <w:rPr>
+          <w:rFonts w:ascii="Times New Roman" w:eastAsia="Times New Roman" w:hAnsi="Times New Roman" w:cs="Times New Roman"/>
+          <w:color w:val="000000"/>
+          <w:sz w:val="24"/>
+          <w:szCs w:val="24"/>
+        </w:rPr>
+        <w:t xml:space="preserve">Reflecting on your learning experiences is a key aspect of simulation. Here, you will have the opportunity to consider your actions during the simulation and plan for future similar encounters. </w:t>
+      </w:r>
+      <w:r>
+        <w:rPr>
+          <w:rFonts w:ascii="Times New Roman" w:eastAsia="Times New Roman" w:hAnsi="Times New Roman" w:cs="Times New Roman"/>
           <w:color w:val="000000"/>
           <w:sz w:val="24"/>
           <w:szCs w:val="24"/>
         </w:rPr>
         <w:lastRenderedPageBreak/>
-        <w:t>To prepare for the wrestling match, pack your sideline med kit with supplies you will need. These supplies should not only include ankle tape and taping materials but also include first aid materials in case of first aid injuries occurring during the match.</w:t>
-      </w:r>
-    </w:p>
-    <w:p>
-      <w:pPr>
-        <w:spacing w:after="0" w:line="480" w:lineRule="auto"/>
-        <w:rPr>
-          <w:rFonts w:ascii="Times New Roman" w:eastAsia="Times New Roman" w:hAnsi="Times New Roman" w:cs="Times New Roman"/>
-          <w:b/>
-          <w:bCs/>
-          <w:color w:val="000000"/>
-          <w:sz w:val="24"/>
-          <w:szCs w:val="24"/>
-        </w:rPr>
-      </w:pPr>
-      <w:r>
-        <w:rPr>
-          <w:rFonts w:ascii="Times New Roman" w:eastAsia="Times New Roman" w:hAnsi="Times New Roman" w:cs="Times New Roman"/>
-          <w:b/>
-          <w:bCs/>
-          <w:color w:val="000000"/>
-          <w:sz w:val="24"/>
-          <w:szCs w:val="24"/>
-        </w:rPr>
-        <w:t>\</w:t>
-      </w:r>
-      <w:proofErr w:type="spellStart"/>
-      <w:r>
-        <w:rPr>
-          <w:rFonts w:ascii="Times New Roman" w:eastAsia="Times New Roman" w:hAnsi="Times New Roman" w:cs="Times New Roman"/>
-          <w:b/>
-          <w:bCs/>
-          <w:color w:val="000000"/>
-          <w:sz w:val="24"/>
-          <w:szCs w:val="24"/>
-        </w:rPr>
-        <w:t>qqEND</w:t>
-      </w:r>
-      <w:proofErr w:type="spellEnd"/>
-      <w:r>
-        <w:rPr>
-          <w:rFonts w:ascii="Times New Roman" w:eastAsia="Times New Roman" w:hAnsi="Times New Roman" w:cs="Times New Roman"/>
-          <w:b/>
-          <w:bCs/>
-          <w:color w:val="000000"/>
-          <w:sz w:val="24"/>
-          <w:szCs w:val="24"/>
-        </w:rPr>
-        <w:t xml:space="preserve"> downloadable content\</w:t>
-      </w:r>
-    </w:p>
-    <w:p>
-      <w:pPr>
-        <w:spacing w:after="0" w:line="480" w:lineRule="auto"/>
-        <w:rPr>
-          <w:rFonts w:ascii="Times New Roman" w:hAnsi="Times New Roman" w:cs="Times New Roman"/>
-          <w:color w:val="000000"/>
-          <w:sz w:val="24"/>
-          <w:szCs w:val="24"/>
-        </w:rPr>
-      </w:pPr>
-    </w:p>
-    <w:p>
-      <w:pPr>
-        <w:spacing w:after="0" w:line="480" w:lineRule="auto"/>
-        <w:rPr>
-          <w:rFonts w:ascii="Times New Roman" w:hAnsi="Times New Roman" w:cs="Times New Roman"/>
-          <w:color w:val="000000"/>
-          <w:sz w:val="24"/>
-          <w:szCs w:val="24"/>
-        </w:rPr>
-      </w:pPr>
-      <w:r>
-        <w:rPr>
-          <w:rFonts w:ascii="Times New Roman" w:hAnsi="Times New Roman" w:cs="Times New Roman"/>
-          <w:color w:val="000000"/>
-          <w:sz w:val="24"/>
-          <w:szCs w:val="24"/>
-        </w:rPr>
-        <w:t>&lt;a&gt;</w:t>
-      </w:r>
-      <w:proofErr w:type="spellStart"/>
-      <w:r>
-        <w:rPr>
-          <w:rFonts w:ascii="Times New Roman" w:hAnsi="Times New Roman" w:cs="Times New Roman"/>
-          <w:color w:val="000000"/>
-          <w:sz w:val="24"/>
-          <w:szCs w:val="24"/>
-        </w:rPr>
-        <w:t>Postsimulation</w:t>
-      </w:r>
-      <w:proofErr w:type="spellEnd"/>
-      <w:r>
-        <w:rPr>
-          <w:rFonts w:ascii="Times New Roman" w:hAnsi="Times New Roman" w:cs="Times New Roman"/>
-          <w:color w:val="000000"/>
-          <w:sz w:val="24"/>
-          <w:szCs w:val="24"/>
-        </w:rPr>
-        <w:t xml:space="preserve"> </w:t>
-      </w:r>
-      <w:r>
-        <w:rPr>
-          <w:rFonts w:ascii="Times New Roman" w:hAnsi="Times New Roman" w:cs="Times New Roman"/>
-          <w:color w:val="000000"/>
-          <w:sz w:val="24"/>
-          <w:szCs w:val="24"/>
-        </w:rPr>
-        <w:t>A</w:t>
-      </w:r>
-      <w:r>
-        <w:rPr>
-          <w:rFonts w:ascii="Times New Roman" w:hAnsi="Times New Roman" w:cs="Times New Roman"/>
-          <w:color w:val="000000"/>
-          <w:sz w:val="24"/>
-          <w:szCs w:val="24"/>
-        </w:rPr>
-        <w:t>ctivities</w:t>
-      </w:r>
-    </w:p>
-    <w:p>
-      <w:pPr>
-        <w:spacing w:after="0" w:line="480" w:lineRule="auto"/>
-        <w:rPr>
-          <w:rFonts w:ascii="Times New Roman" w:eastAsia="Times New Roman" w:hAnsi="Times New Roman" w:cs="Times New Roman"/>
-          <w:color w:val="000000"/>
-          <w:sz w:val="24"/>
-          <w:szCs w:val="24"/>
-        </w:rPr>
-      </w:pPr>
-      <w:r>
-        <w:rPr>
-          <w:rFonts w:ascii="Times New Roman" w:eastAsia="Times New Roman" w:hAnsi="Times New Roman" w:cs="Times New Roman"/>
-          <w:color w:val="000000"/>
-          <w:sz w:val="24"/>
-          <w:szCs w:val="24"/>
-        </w:rPr>
-        <w:t xml:space="preserve">These </w:t>
-      </w:r>
-      <w:proofErr w:type="spellStart"/>
-      <w:r>
-        <w:rPr>
-          <w:rFonts w:ascii="Times New Roman" w:eastAsia="Times New Roman" w:hAnsi="Times New Roman" w:cs="Times New Roman"/>
-          <w:color w:val="000000"/>
-          <w:sz w:val="24"/>
-          <w:szCs w:val="24"/>
-        </w:rPr>
-        <w:t>postsimulation</w:t>
-      </w:r>
-      <w:proofErr w:type="spellEnd"/>
-      <w:r>
-        <w:rPr>
-          <w:rFonts w:ascii="Times New Roman" w:eastAsia="Times New Roman" w:hAnsi="Times New Roman" w:cs="Times New Roman"/>
-          <w:color w:val="000000"/>
-          <w:sz w:val="24"/>
-          <w:szCs w:val="24"/>
-        </w:rPr>
-        <w:t xml:space="preserve"> activities are designed to enhance your learning from the simulation experience and your reflection on the experience. Your instructor may assign specific activities or all activities. Please speak to your instructor if you have questions.</w:t>
-      </w:r>
-    </w:p>
-    <w:p>
-      <w:pPr>
-        <w:spacing w:after="0" w:line="480" w:lineRule="auto"/>
-        <w:rPr>
-          <w:rFonts w:ascii="Times New Roman" w:hAnsi="Times New Roman" w:cs="Times New Roman"/>
-          <w:color w:val="000000"/>
-          <w:sz w:val="24"/>
-        </w:rPr>
-      </w:pPr>
-    </w:p>
-    <w:p>
-      <w:pPr>
-        <w:spacing w:after="0" w:line="480" w:lineRule="auto"/>
-        <w:rPr>
-          <w:rFonts w:ascii="Times New Roman" w:eastAsia="Times New Roman" w:hAnsi="Times New Roman" w:cs="Times New Roman"/>
-          <w:b/>
-          <w:bCs/>
-          <w:color w:val="000000"/>
-          <w:sz w:val="24"/>
-          <w:szCs w:val="24"/>
-        </w:rPr>
-      </w:pPr>
-      <w:bookmarkStart w:id="1" w:name="_Hlk212806796"/>
-      <w:r>
-        <w:rPr>
-          <w:rFonts w:ascii="Times New Roman" w:eastAsia="Times New Roman" w:hAnsi="Times New Roman" w:cs="Times New Roman"/>
-          <w:b/>
-          <w:bCs/>
-          <w:color w:val="000000"/>
-          <w:sz w:val="24"/>
-          <w:szCs w:val="24"/>
-        </w:rPr>
-        <w:t>\</w:t>
-      </w:r>
-      <w:proofErr w:type="spellStart"/>
-      <w:r>
-        <w:rPr>
-          <w:rFonts w:ascii="Times New Roman" w:eastAsia="Times New Roman" w:hAnsi="Times New Roman" w:cs="Times New Roman"/>
-          <w:b/>
-          <w:bCs/>
-          <w:color w:val="000000"/>
-          <w:sz w:val="24"/>
-          <w:szCs w:val="24"/>
-        </w:rPr>
-        <w:t>qqBEGIN</w:t>
-      </w:r>
-      <w:proofErr w:type="spellEnd"/>
-      <w:r>
-        <w:rPr>
-          <w:rFonts w:ascii="Times New Roman" w:eastAsia="Times New Roman" w:hAnsi="Times New Roman" w:cs="Times New Roman"/>
-          <w:b/>
-          <w:bCs/>
-          <w:color w:val="000000"/>
-          <w:sz w:val="24"/>
-          <w:szCs w:val="24"/>
-        </w:rPr>
-        <w:t xml:space="preserve"> downloadable content. Button name: </w:t>
-      </w:r>
-      <w:proofErr w:type="spellStart"/>
-      <w:r>
-        <w:rPr>
-          <w:rFonts w:ascii="Times New Roman" w:eastAsia="Times New Roman" w:hAnsi="Times New Roman" w:cs="Times New Roman"/>
-          <w:b/>
-          <w:bCs/>
-          <w:color w:val="000000"/>
-          <w:sz w:val="24"/>
-          <w:szCs w:val="24"/>
-        </w:rPr>
-        <w:t>Postsimulation</w:t>
-      </w:r>
-      <w:proofErr w:type="spellEnd"/>
-      <w:r>
-        <w:rPr>
-          <w:rFonts w:ascii="Times New Roman" w:eastAsia="Times New Roman" w:hAnsi="Times New Roman" w:cs="Times New Roman"/>
-          <w:b/>
-          <w:bCs/>
-          <w:color w:val="000000"/>
-          <w:sz w:val="24"/>
-          <w:szCs w:val="24"/>
-        </w:rPr>
-        <w:t xml:space="preserve"> Activity 1: Documentation</w:t>
-      </w:r>
-    </w:p>
-    <w:bookmarkEnd w:id="1"/>
-    <w:p>
-      <w:pPr>
-        <w:spacing w:after="0" w:line="480" w:lineRule="auto"/>
-        <w:rPr>
-          <w:rFonts w:ascii="Times New Roman" w:eastAsia="Times New Roman" w:hAnsi="Times New Roman" w:cs="Times New Roman"/>
-          <w:color w:val="000000"/>
-          <w:sz w:val="24"/>
-          <w:szCs w:val="24"/>
-        </w:rPr>
-      </w:pPr>
-      <w:r>
-        <w:rPr>
-          <w:rFonts w:ascii="Times New Roman" w:eastAsia="Times New Roman" w:hAnsi="Times New Roman" w:cs="Times New Roman"/>
-          <w:color w:val="000000"/>
-          <w:sz w:val="24"/>
-          <w:szCs w:val="24"/>
-        </w:rPr>
-        <w:t>&lt;</w:t>
-      </w:r>
-      <w:r>
-        <w:rPr>
-          <w:rFonts w:ascii="Times New Roman" w:eastAsia="Times New Roman" w:hAnsi="Times New Roman" w:cs="Times New Roman"/>
-          <w:color w:val="000000"/>
-          <w:sz w:val="24"/>
-          <w:szCs w:val="24"/>
-        </w:rPr>
-        <w:t>title</w:t>
-      </w:r>
-      <w:r>
-        <w:rPr>
-          <w:rFonts w:ascii="Times New Roman" w:eastAsia="Times New Roman" w:hAnsi="Times New Roman" w:cs="Times New Roman"/>
-          <w:color w:val="000000"/>
-          <w:sz w:val="24"/>
-          <w:szCs w:val="24"/>
-        </w:rPr>
-        <w:t>&gt;</w:t>
-      </w:r>
-      <w:proofErr w:type="spellStart"/>
-      <w:r>
-        <w:rPr>
-          <w:rFonts w:ascii="Times New Roman" w:eastAsia="Times New Roman" w:hAnsi="Times New Roman" w:cs="Times New Roman"/>
-          <w:color w:val="000000"/>
-          <w:sz w:val="24"/>
-          <w:szCs w:val="24"/>
-        </w:rPr>
-        <w:t>Postsimulation</w:t>
-      </w:r>
-      <w:proofErr w:type="spellEnd"/>
-      <w:r>
-        <w:rPr>
-          <w:rFonts w:ascii="Times New Roman" w:eastAsia="Times New Roman" w:hAnsi="Times New Roman" w:cs="Times New Roman"/>
-          <w:color w:val="000000"/>
-          <w:sz w:val="24"/>
-          <w:szCs w:val="24"/>
-        </w:rPr>
-        <w:t xml:space="preserve"> </w:t>
-      </w:r>
-      <w:r>
-        <w:rPr>
-          <w:rFonts w:ascii="Times New Roman" w:eastAsia="Times New Roman" w:hAnsi="Times New Roman" w:cs="Times New Roman"/>
-          <w:color w:val="000000"/>
-          <w:sz w:val="24"/>
-          <w:szCs w:val="24"/>
-        </w:rPr>
-        <w:t>Activity 1</w:t>
-      </w:r>
-      <w:r>
-        <w:rPr>
-          <w:rFonts w:ascii="Times New Roman" w:eastAsia="Times New Roman" w:hAnsi="Times New Roman" w:cs="Times New Roman"/>
-          <w:color w:val="000000"/>
-          <w:sz w:val="24"/>
-          <w:szCs w:val="24"/>
-        </w:rPr>
-        <w:t>:</w:t>
-      </w:r>
-      <w:r>
-        <w:rPr>
-          <w:rFonts w:ascii="Times New Roman" w:eastAsia="Times New Roman" w:hAnsi="Times New Roman" w:cs="Times New Roman"/>
-          <w:color w:val="000000"/>
-          <w:sz w:val="24"/>
-          <w:szCs w:val="24"/>
-        </w:rPr>
-        <w:t xml:space="preserve"> Documentation</w:t>
-      </w:r>
-    </w:p>
-    <w:p>
-      <w:pPr>
-        <w:spacing w:after="0" w:line="480" w:lineRule="auto"/>
-        <w:rPr>
-          <w:rFonts w:ascii="Times New Roman" w:hAnsi="Times New Roman" w:cs="Times New Roman"/>
-          <w:color w:val="000000"/>
-          <w:sz w:val="24"/>
-          <w:szCs w:val="24"/>
-        </w:rPr>
-      </w:pPr>
-      <w:r>
-        <w:rPr>
-          <w:rFonts w:ascii="Times New Roman" w:hAnsi="Times New Roman" w:cs="Times New Roman"/>
-          <w:color w:val="000000"/>
-          <w:sz w:val="24"/>
-          <w:szCs w:val="24"/>
-        </w:rPr>
-        <w:t>Write a SOAP (Subjective, Observation, Assessment, Palpation) note documenting the evaluation you performed during this simulation. Include in this SOAP note your RTP or forfeit and management decisions.</w:t>
-      </w:r>
-    </w:p>
-    <w:p>
-      <w:pPr>
-        <w:spacing w:after="0" w:line="480" w:lineRule="auto"/>
-        <w:rPr>
-          <w:rFonts w:ascii="Times New Roman" w:eastAsia="Times New Roman" w:hAnsi="Times New Roman" w:cs="Times New Roman"/>
-          <w:b/>
-          <w:bCs/>
-          <w:color w:val="000000"/>
-          <w:sz w:val="24"/>
-          <w:szCs w:val="24"/>
-        </w:rPr>
-      </w:pPr>
-      <w:r>
-        <w:rPr>
-          <w:rFonts w:ascii="Times New Roman" w:eastAsia="Times New Roman" w:hAnsi="Times New Roman" w:cs="Times New Roman"/>
-          <w:b/>
-          <w:bCs/>
-          <w:color w:val="000000"/>
-          <w:sz w:val="24"/>
-          <w:szCs w:val="24"/>
-        </w:rPr>
-        <w:t>\</w:t>
-      </w:r>
-      <w:proofErr w:type="spellStart"/>
-      <w:r>
-        <w:rPr>
-          <w:rFonts w:ascii="Times New Roman" w:eastAsia="Times New Roman" w:hAnsi="Times New Roman" w:cs="Times New Roman"/>
-          <w:b/>
-          <w:bCs/>
-          <w:color w:val="000000"/>
-          <w:sz w:val="24"/>
-          <w:szCs w:val="24"/>
-        </w:rPr>
-        <w:t>qq</w:t>
-      </w:r>
-      <w:r>
-        <w:rPr>
-          <w:rFonts w:ascii="Times New Roman" w:eastAsia="Times New Roman" w:hAnsi="Times New Roman" w:cs="Times New Roman"/>
-          <w:b/>
-          <w:bCs/>
-          <w:color w:val="000000"/>
-          <w:sz w:val="24"/>
-          <w:szCs w:val="24"/>
-        </w:rPr>
-        <w:t>END</w:t>
-      </w:r>
-      <w:proofErr w:type="spellEnd"/>
-      <w:r>
-        <w:rPr>
-          <w:rFonts w:ascii="Times New Roman" w:eastAsia="Times New Roman" w:hAnsi="Times New Roman" w:cs="Times New Roman"/>
-          <w:b/>
-          <w:bCs/>
-          <w:color w:val="000000"/>
-          <w:sz w:val="24"/>
-          <w:szCs w:val="24"/>
-        </w:rPr>
-        <w:t xml:space="preserve"> downloadable content</w:t>
-      </w:r>
-      <w:r>
-        <w:rPr>
-          <w:rFonts w:ascii="Times New Roman" w:eastAsia="Times New Roman" w:hAnsi="Times New Roman" w:cs="Times New Roman"/>
-          <w:b/>
-          <w:bCs/>
-          <w:color w:val="000000"/>
-          <w:sz w:val="24"/>
-          <w:szCs w:val="24"/>
-        </w:rPr>
-        <w:t>\</w:t>
-      </w:r>
-    </w:p>
-    <w:p>
-      <w:pPr>
-        <w:spacing w:after="0" w:line="480" w:lineRule="auto"/>
-        <w:rPr>
-          <w:rFonts w:ascii="Times New Roman" w:hAnsi="Times New Roman" w:cs="Times New Roman"/>
-          <w:color w:val="000000"/>
-          <w:sz w:val="24"/>
-        </w:rPr>
-      </w:pPr>
-    </w:p>
-    <w:p>
-      <w:pPr>
-        <w:spacing w:after="0" w:line="480" w:lineRule="auto"/>
-        <w:rPr>
-          <w:rFonts w:ascii="Times New Roman" w:eastAsia="Times New Roman" w:hAnsi="Times New Roman" w:cs="Times New Roman"/>
-          <w:b/>
-          <w:bCs/>
-          <w:color w:val="000000"/>
-          <w:sz w:val="24"/>
-          <w:szCs w:val="24"/>
-        </w:rPr>
-      </w:pPr>
-      <w:r>
-        <w:rPr>
-          <w:rFonts w:ascii="Times New Roman" w:eastAsia="Times New Roman" w:hAnsi="Times New Roman" w:cs="Times New Roman"/>
-          <w:b/>
-          <w:bCs/>
-          <w:color w:val="000000"/>
-          <w:sz w:val="24"/>
-          <w:szCs w:val="24"/>
-        </w:rPr>
-        <w:t>\</w:t>
-      </w:r>
-      <w:proofErr w:type="spellStart"/>
-      <w:r>
-        <w:rPr>
-          <w:rFonts w:ascii="Times New Roman" w:eastAsia="Times New Roman" w:hAnsi="Times New Roman" w:cs="Times New Roman"/>
-          <w:b/>
-          <w:bCs/>
-          <w:color w:val="000000"/>
-          <w:sz w:val="24"/>
-          <w:szCs w:val="24"/>
-        </w:rPr>
-        <w:t>qqBEGIN</w:t>
-      </w:r>
-      <w:proofErr w:type="spellEnd"/>
-      <w:r>
-        <w:rPr>
-          <w:rFonts w:ascii="Times New Roman" w:eastAsia="Times New Roman" w:hAnsi="Times New Roman" w:cs="Times New Roman"/>
-          <w:b/>
-          <w:bCs/>
-          <w:color w:val="000000"/>
-          <w:sz w:val="24"/>
-          <w:szCs w:val="24"/>
-        </w:rPr>
-        <w:t xml:space="preserve"> downloadable content. Button name: </w:t>
-      </w:r>
-      <w:proofErr w:type="spellStart"/>
-      <w:r>
-        <w:rPr>
-          <w:rFonts w:ascii="Times New Roman" w:eastAsia="Times New Roman" w:hAnsi="Times New Roman" w:cs="Times New Roman"/>
-          <w:b/>
-          <w:bCs/>
-          <w:color w:val="000000"/>
-          <w:sz w:val="24"/>
-          <w:szCs w:val="24"/>
-        </w:rPr>
-        <w:t>Postsimulation</w:t>
-      </w:r>
-      <w:proofErr w:type="spellEnd"/>
-      <w:r>
-        <w:rPr>
-          <w:rFonts w:ascii="Times New Roman" w:eastAsia="Times New Roman" w:hAnsi="Times New Roman" w:cs="Times New Roman"/>
-          <w:b/>
-          <w:bCs/>
-          <w:color w:val="000000"/>
-          <w:sz w:val="24"/>
-          <w:szCs w:val="24"/>
-        </w:rPr>
-        <w:t xml:space="preserve"> Activity 2: Reflection</w:t>
-      </w:r>
-    </w:p>
-    <w:p>
-      <w:pPr>
-        <w:spacing w:after="0" w:line="480" w:lineRule="auto"/>
-        <w:rPr>
-          <w:rFonts w:ascii="Times New Roman" w:eastAsia="Times New Roman" w:hAnsi="Times New Roman" w:cs="Times New Roman"/>
-          <w:color w:val="000000"/>
-          <w:sz w:val="24"/>
-          <w:szCs w:val="24"/>
-        </w:rPr>
-      </w:pPr>
-      <w:r>
-        <w:rPr>
-          <w:rFonts w:ascii="Times New Roman" w:eastAsia="Times New Roman" w:hAnsi="Times New Roman" w:cs="Times New Roman"/>
-          <w:color w:val="000000"/>
-          <w:sz w:val="24"/>
-          <w:szCs w:val="24"/>
-        </w:rPr>
-        <w:t>&lt;</w:t>
-      </w:r>
-      <w:r>
-        <w:rPr>
-          <w:rFonts w:ascii="Times New Roman" w:eastAsia="Times New Roman" w:hAnsi="Times New Roman" w:cs="Times New Roman"/>
-          <w:color w:val="000000"/>
-          <w:sz w:val="24"/>
-          <w:szCs w:val="24"/>
-        </w:rPr>
-        <w:t>title</w:t>
-      </w:r>
-      <w:r>
-        <w:rPr>
-          <w:rFonts w:ascii="Times New Roman" w:eastAsia="Times New Roman" w:hAnsi="Times New Roman" w:cs="Times New Roman"/>
-          <w:color w:val="000000"/>
-          <w:sz w:val="24"/>
-          <w:szCs w:val="24"/>
-        </w:rPr>
-        <w:t>&gt;</w:t>
-      </w:r>
-      <w:proofErr w:type="spellStart"/>
-      <w:r>
-        <w:rPr>
-          <w:rFonts w:ascii="Times New Roman" w:eastAsia="Times New Roman" w:hAnsi="Times New Roman" w:cs="Times New Roman"/>
-          <w:color w:val="000000"/>
-          <w:sz w:val="24"/>
-          <w:szCs w:val="24"/>
-        </w:rPr>
-        <w:t>Postsimulation</w:t>
-      </w:r>
-      <w:proofErr w:type="spellEnd"/>
-      <w:r>
-        <w:rPr>
-          <w:rFonts w:ascii="Times New Roman" w:eastAsia="Times New Roman" w:hAnsi="Times New Roman" w:cs="Times New Roman"/>
-          <w:color w:val="000000"/>
-          <w:sz w:val="24"/>
-          <w:szCs w:val="24"/>
-        </w:rPr>
-        <w:t xml:space="preserve"> </w:t>
-      </w:r>
-      <w:r>
-        <w:rPr>
-          <w:rFonts w:ascii="Times New Roman" w:eastAsia="Times New Roman" w:hAnsi="Times New Roman" w:cs="Times New Roman"/>
-          <w:color w:val="000000"/>
-          <w:sz w:val="24"/>
-          <w:szCs w:val="24"/>
-        </w:rPr>
-        <w:t>Activity 2</w:t>
-      </w:r>
-      <w:r>
-        <w:rPr>
-          <w:rFonts w:ascii="Times New Roman" w:eastAsia="Times New Roman" w:hAnsi="Times New Roman" w:cs="Times New Roman"/>
-          <w:color w:val="000000"/>
-          <w:sz w:val="24"/>
-          <w:szCs w:val="24"/>
-        </w:rPr>
-        <w:t>:</w:t>
-      </w:r>
-      <w:r>
-        <w:rPr>
-          <w:rFonts w:ascii="Times New Roman" w:eastAsia="Times New Roman" w:hAnsi="Times New Roman" w:cs="Times New Roman"/>
-          <w:color w:val="000000"/>
-          <w:sz w:val="24"/>
-          <w:szCs w:val="24"/>
-        </w:rPr>
-        <w:t xml:space="preserve"> Reflection</w:t>
-      </w:r>
-    </w:p>
-    <w:p>
-      <w:pPr>
-        <w:spacing w:after="0" w:line="480" w:lineRule="auto"/>
-        <w:rPr>
-          <w:rFonts w:ascii="Times New Roman" w:eastAsia="Times New Roman" w:hAnsi="Times New Roman" w:cs="Times New Roman"/>
-          <w:color w:val="000000"/>
-          <w:sz w:val="24"/>
-          <w:szCs w:val="24"/>
-        </w:rPr>
-      </w:pPr>
-      <w:r>
-        <w:rPr>
-          <w:rFonts w:ascii="Times New Roman" w:eastAsia="Times New Roman" w:hAnsi="Times New Roman" w:cs="Times New Roman"/>
-          <w:color w:val="000000"/>
-          <w:sz w:val="24"/>
-          <w:szCs w:val="24"/>
-        </w:rPr>
-        <w:t xml:space="preserve">Reflecting on your learning experiences is a key aspect of simulation. Here, you will have the opportunity to consider your actions during the simulation and plan for future similar encounters. This is a safe place to verbalize your feelings and experiences related to </w:t>
-      </w:r>
-      <w:proofErr w:type="gramStart"/>
-      <w:r>
-        <w:rPr>
-          <w:rFonts w:ascii="Times New Roman" w:eastAsia="Times New Roman" w:hAnsi="Times New Roman" w:cs="Times New Roman"/>
-          <w:color w:val="000000"/>
-          <w:sz w:val="24"/>
-          <w:szCs w:val="24"/>
-        </w:rPr>
-        <w:t>the simulation</w:t>
-      </w:r>
-      <w:proofErr w:type="gramEnd"/>
-      <w:r>
-        <w:rPr>
-          <w:rFonts w:ascii="Times New Roman" w:eastAsia="Times New Roman" w:hAnsi="Times New Roman" w:cs="Times New Roman"/>
-          <w:color w:val="000000"/>
-          <w:sz w:val="24"/>
-          <w:szCs w:val="24"/>
-        </w:rPr>
-        <w:t>.</w:t>
+        <w:t>This is a safe place to verbalize your feelings and experiences related to the simulation.</w:t>
       </w:r>
       <w:r>
         <w:rPr>
@@ -3273,31 +2609,7 @@
           <w:sz w:val="24"/>
           <w:szCs w:val="24"/>
         </w:rPr>
-        <w:t>\</w:t>
-      </w:r>
-      <w:proofErr w:type="spellStart"/>
-      <w:r>
-        <w:rPr>
-          <w:rFonts w:ascii="Times New Roman" w:eastAsia="Times New Roman" w:hAnsi="Times New Roman" w:cs="Times New Roman"/>
-          <w:b/>
-          <w:bCs/>
-          <w:color w:val="000000"/>
-          <w:sz w:val="24"/>
-          <w:szCs w:val="24"/>
-        </w:rPr>
-        <w:t>qqEND</w:t>
-      </w:r>
-      <w:proofErr w:type="spellEnd"/>
-      <w:r>
-        <w:rPr>
-          <w:rFonts w:ascii="Times New Roman" w:eastAsia="Times New Roman" w:hAnsi="Times New Roman" w:cs="Times New Roman"/>
-          <w:b/>
-          <w:bCs/>
-          <w:color w:val="000000"/>
-          <w:sz w:val="24"/>
-          <w:szCs w:val="24"/>
-        </w:rPr>
-        <w:t xml:space="preserve"> downloadable content\</w:t>
+        <w:t>\qqEND downloadable content\</w:t>
       </w:r>
     </w:p>
     <w:sectPr>
@@ -3310,8 +2622,47 @@
 </w:document>
 </file>
 
+<file path=word/comments.xml><?xml version="1.0" encoding="utf-8"?>
+<w:comments xmlns:wpc="http://schemas.microsoft.com/office/word/2010/wordprocessingCanvas" xmlns:cx="http://schemas.microsoft.com/office/drawing/2014/chartex" xmlns:cx1="http://schemas.microsoft.com/office/drawing/2015/9/8/chartex" xmlns:cx2="http://schemas.microsoft.com/office/drawing/2015/10/21/chartex" xmlns:cx3="http://schemas.microsoft.com/office/drawing/2016/5/9/chartex" xmlns:cx4="http://schemas.microsoft.com/office/drawing/2016/5/10/chartex" xmlns:cx5="http://schemas.microsoft.com/office/drawing/2016/5/11/chartex" xmlns:cx6="http://schemas.microsoft.com/office/drawing/2016/5/12/chartex" xmlns:cx7="http://schemas.microsoft.com/office/drawing/2016/5/13/chartex" xmlns:cx8="http://schemas.microsoft.com/office/drawing/2016/5/14/chartex" xmlns:mc="http://schemas.openxmlformats.org/markup-compatibility/2006" xmlns:aink="http://schemas.microsoft.com/office/drawing/2016/ink" xmlns:am3d="http://schemas.microsoft.com/office/drawing/2017/model3d" xmlns:o="urn:schemas-microsoft-com:office:office" xmlns:oel="http://schemas.microsoft.com/office/2019/extlst" xmlns:r="http://schemas.openxmlformats.org/officeDocument/2006/relationships" xmlns:m="http://schemas.openxmlformats.org/officeDocument/2006/math" xmlns:v="urn:schemas-microsoft-com:vml" xmlns:wp14="http://schemas.microsoft.com/office/word/2010/wordprocessingDrawing" xmlns:wp="http://schemas.openxmlformats.org/drawingml/2006/wordprocessingDrawing" xmlns:w10="urn:schemas-microsoft-com:office:word" xmlns:w="http://schemas.openxmlformats.org/wordprocessingml/2006/main" xmlns:w14="http://schemas.microsoft.com/office/word/2010/wordml" xmlns:w15="http://schemas.microsoft.com/office/word/2012/wordml" xmlns:w16cei="http://schemas.microsoft.com/office/word/2026/wordml/cei" xmlns:w16cex="http://schemas.microsoft.com/office/word/2018/wordml/cex" xmlns:w16cid="http://schemas.microsoft.com/office/word/2016/wordml/cid" xmlns:w16="http://schemas.microsoft.com/office/word/2018/wordml" xmlns:w16du="http://schemas.microsoft.com/office/word/2023/wordml/word16du" xmlns:w16sdtdh="http://schemas.microsoft.com/office/word/2020/wordml/sdtdatahash" xmlns:w16sdtfl="http://schemas.microsoft.com/office/word/2024/wordml/sdtformatlock" xmlns:w16se="http://schemas.microsoft.com/office/word/2015/wordml/symex" xmlns:wpg="http://schemas.microsoft.com/office/word/2010/wordprocessingGroup" xmlns:wpi="http://schemas.microsoft.com/office/word/2010/wordprocessingInk" xmlns:wne="http://schemas.microsoft.com/office/word/2006/wordml" xmlns:wps="http://schemas.microsoft.com/office/word/2010/wordprocessingShape" mc:Ignorable="w14 w15 w16se w16cid w16 w16cex w16sdtdh w16sdtfl w16du wp14">
+  <w:comment w:id="1" w:author="Anna Seaman" w:date="2026-08-14T09:11:00Z" w:initials="AS">
+    <w:p>
+      <w:pPr>
+        <w:pStyle w:val="CommentText"/>
+      </w:pPr>
+      <w:r>
+        <w:rPr>
+          <w:rStyle w:val="CommentReference"/>
+        </w:rPr>
+        <w:annotationRef/>
+      </w:r>
+      <w:r>
+        <w:t>Claire: Check that this credit line appears in your build.</w:t>
+      </w:r>
+    </w:p>
+  </w:comment>
+</w:comments>
+</file>
+
+<file path=word/commentsExtended.xml><?xml version="1.0" encoding="utf-8"?>
+<w15:commentsEx xmlns:wpc="http://schemas.microsoft.com/office/word/2010/wordprocessingCanvas" xmlns:cx="http://schemas.microsoft.com/office/drawing/2014/chartex" xmlns:cx1="http://schemas.microsoft.com/office/drawing/2015/9/8/chartex" xmlns:cx2="http://schemas.microsoft.com/office/drawing/2015/10/21/chartex" xmlns:cx3="http://schemas.microsoft.com/office/drawing/2016/5/9/chartex" xmlns:cx4="http://schemas.microsoft.com/office/drawing/2016/5/10/chartex" xmlns:cx5="http://schemas.microsoft.com/office/drawing/2016/5/11/chartex" xmlns:cx6="http://schemas.microsoft.com/office/drawing/2016/5/12/chartex" xmlns:cx7="http://schemas.microsoft.com/office/drawing/2016/5/13/chartex" xmlns:cx8="http://schemas.microsoft.com/office/drawing/2016/5/14/chartex" xmlns:mc="http://schemas.openxmlformats.org/markup-compatibility/2006" xmlns:aink="http://schemas.microsoft.com/office/drawing/2016/ink" xmlns:am3d="http://schemas.microsoft.com/office/drawing/2017/model3d" xmlns:o="urn:schemas-microsoft-com:office:office" xmlns:oel="http://schemas.microsoft.com/office/2019/extlst" xmlns:r="http://schemas.openxmlformats.org/officeDocument/2006/relationships" xmlns:m="http://schemas.openxmlformats.org/officeDocument/2006/math" xmlns:v="urn:schemas-microsoft-com:vml" xmlns:wp14="http://schemas.microsoft.com/office/word/2010/wordprocessingDrawing" xmlns:wp="http://schemas.openxmlformats.org/drawingml/2006/wordprocessingDrawing" xmlns:w10="urn:schemas-microsoft-com:office:word" xmlns:w="http://schemas.openxmlformats.org/wordprocessingml/2006/main" xmlns:w14="http://schemas.microsoft.com/office/word/2010/wordml" xmlns:w15="http://schemas.microsoft.com/office/word/2012/wordml" xmlns:w16cei="http://schemas.microsoft.com/office/word/2026/wordml/cei" xmlns:w16cex="http://schemas.microsoft.com/office/word/2018/wordml/cex" xmlns:w16cid="http://schemas.microsoft.com/office/word/2016/wordml/cid" xmlns:w16="http://schemas.microsoft.com/office/word/2018/wordml" xmlns:w16du="http://schemas.microsoft.com/office/word/2023/wordml/word16du" xmlns:w16sdtdh="http://schemas.microsoft.com/office/word/2020/wordml/sdtdatahash" xmlns:w16sdtfl="http://schemas.microsoft.com/office/word/2024/wordml/sdtformatlock" xmlns:w16se="http://schemas.microsoft.com/office/word/2015/wordml/symex" xmlns:wpg="http://schemas.microsoft.com/office/word/2010/wordprocessingGroup" xmlns:wpi="http://schemas.microsoft.com/office/word/2010/wordprocessingInk" xmlns:wne="http://schemas.microsoft.com/office/word/2006/wordml" xmlns:wps="http://schemas.microsoft.com/office/word/2010/wordprocessingShape" mc:Ignorable="w14 w15 w16se w16cid w16 w16cex w16sdtdh w16sdtfl w16du wp14">
+  <w15:commentEx w15:paraId="561A1645" w15:done="0"/>
+</w15:commentsEx>
+</file>
+
+<file path=word/commentsExtensible.xml><?xml version="1.0" encoding="utf-8"?>
+<w16cex:commentsExtensible xmlns:wpc="http://schemas.microsoft.com/office/word/2010/wordprocessingCanvas" xmlns:cx="http://schemas.microsoft.com/office/drawing/2014/chartex" xmlns:cx1="http://schemas.microsoft.com/office/drawing/2015/9/8/chartex" xmlns:cx2="http://schemas.microsoft.com/office/drawing/2015/10/21/chartex" xmlns:cx3="http://schemas.microsoft.com/office/drawing/2016/5/9/chartex" xmlns:cx4="http://schemas.microsoft.com/office/drawing/2016/5/10/chartex" xmlns:cx5="http://schemas.microsoft.com/office/drawing/2016/5/11/chartex" xmlns:cx6="http://schemas.microsoft.com/office/drawing/2016/5/12/chartex" xmlns:cx7="http://schemas.microsoft.com/office/drawing/2016/5/13/chartex" xmlns:cx8="http://schemas.microsoft.com/office/drawing/2016/5/14/chartex" xmlns:cr="http://schemas.microsoft.com/office/comments/2020/reactions" xmlns:mc="http://schemas.openxmlformats.org/markup-compatibility/2006" xmlns:aink="http://schemas.microsoft.com/office/drawing/2016/ink" xmlns:am3d="http://schemas.microsoft.com/office/drawing/2017/model3d" xmlns:o="urn:schemas-microsoft-com:office:office" xmlns:oel="http://schemas.microsoft.com/office/2019/extlst" xmlns:r="http://schemas.openxmlformats.org/officeDocument/2006/relationships" xmlns:m="http://schemas.openxmlformats.org/officeDocument/2006/math" xmlns:v="urn:schemas-microsoft-com:vml" xmlns:wp14="http://schemas.microsoft.com/office/word/2010/wordprocessingDrawing" xmlns:wp="http://schemas.openxmlformats.org/drawingml/2006/wordprocessingDrawing" xmlns:w10="urn:schemas-microsoft-com:office:word" xmlns:w="http://schemas.openxmlformats.org/wordprocessingml/2006/main" xmlns:w14="http://schemas.microsoft.com/office/word/2010/wordml" xmlns:w15="http://schemas.microsoft.com/office/word/2012/wordml" xmlns:w16cei="http://schemas.microsoft.com/office/word/2026/wordml/cei" xmlns:w16cex="http://schemas.microsoft.com/office/word/2018/wordml/cex" xmlns:w16cid="http://schemas.microsoft.com/office/word/2016/wordml/cid" xmlns:w16="http://schemas.microsoft.com/office/word/2018/wordml" xmlns:w16du="http://schemas.microsoft.com/office/word/2023/wordml/word16du" xmlns:w16sdtdh="http://schemas.microsoft.com/office/word/2020/wordml/sdtdatahash" xmlns:w16sdtfl="http://schemas.microsoft.com/office/word/2024/wordml/sdtformatlock" xmlns:w16se="http://schemas.microsoft.com/office/word/2015/wordml/symex" xmlns:wpg="http://schemas.microsoft.com/office/word/2010/wordprocessingGroup" xmlns:wpi="http://schemas.microsoft.com/office/word/2010/wordprocessingInk" xmlns:wne="http://schemas.microsoft.com/office/word/2006/wordml" xmlns:wps="http://schemas.microsoft.com/office/word/2010/wordprocessingShape" mc:Ignorable="w14 w15 w16se w16cid w16 w16cex w16sdtdh w16sdtfl cr w16du wp14">
+  <w16cex:commentExtensible w16cex:durableId="65825BAE" w16cex:dateUtc="2026-08-14T14:11:00Z"/>
+</w16cex:commentsExtensible>
+</file>
+
+<file path=word/commentsIds.xml><?xml version="1.0" encoding="utf-8"?>
+<w16cid:commentsIds xmlns:wpc="http://schemas.microsoft.com/office/word/2010/wordprocessingCanvas" xmlns:cx="http://schemas.microsoft.com/office/drawing/2014/chartex" xmlns:cx1="http://schemas.microsoft.com/office/drawing/2015/9/8/chartex" xmlns:cx2="http://schemas.microsoft.com/office/drawing/2015/10/21/chartex" xmlns:cx3="http://schemas.microsoft.com/office/drawing/2016/5/9/chartex" xmlns:cx4="http://schemas.microsoft.com/office/drawing/2016/5/10/chartex" xmlns:cx5="http://schemas.microsoft.com/office/drawing/2016/5/11/chartex" xmlns:cx6="http://schemas.microsoft.com/office/drawing/2016/5/12/chartex" xmlns:cx7="http://schemas.microsoft.com/office/drawing/2016/5/13/chartex" xmlns:cx8="http://schemas.microsoft.com/office/drawing/2016/5/14/chartex" xmlns:mc="http://schemas.openxmlformats.org/markup-compatibility/2006" xmlns:aink="http://schemas.microsoft.com/office/drawing/2016/ink" xmlns:am3d="http://schemas.microsoft.com/office/drawing/2017/model3d" xmlns:o="urn:schemas-microsoft-com:office:office" xmlns:oel="http://schemas.microsoft.com/office/2019/extlst" xmlns:r="http://schemas.openxmlformats.org/officeDocument/2006/relationships" xmlns:m="http://schemas.openxmlformats.org/officeDocument/2006/math" xmlns:v="urn:schemas-microsoft-com:vml" xmlns:wp14="http://schemas.microsoft.com/office/word/2010/wordprocessingDrawing" xmlns:wp="http://schemas.openxmlformats.org/drawingml/2006/wordprocessingDrawing" xmlns:w10="urn:schemas-microsoft-com:office:word" xmlns:w="http://schemas.openxmlformats.org/wordprocessingml/2006/main" xmlns:w14="http://schemas.microsoft.com/office/word/2010/wordml" xmlns:w15="http://schemas.microsoft.com/office/word/2012/wordml" xmlns:w16cei="http://schemas.microsoft.com/office/word/2026/wordml/cei" xmlns:w16cex="http://schemas.microsoft.com/office/word/2018/wordml/cex" xmlns:w16cid="http://schemas.microsoft.com/office/word/2016/wordml/cid" xmlns:w16="http://schemas.microsoft.com/office/word/2018/wordml" xmlns:w16du="http://schemas.microsoft.com/office/word/2023/wordml/word16du" xmlns:w16sdtdh="http://schemas.microsoft.com/office/word/2020/wordml/sdtdatahash" xmlns:w16sdtfl="http://schemas.microsoft.com/office/word/2024/wordml/sdtformatlock" xmlns:w16se="http://schemas.microsoft.com/office/word/2015/wordml/symex" xmlns:wpg="http://schemas.microsoft.com/office/word/2010/wordprocessingGroup" xmlns:wpi="http://schemas.microsoft.com/office/word/2010/wordprocessingInk" xmlns:wne="http://schemas.microsoft.com/office/word/2006/wordml" xmlns:wps="http://schemas.microsoft.com/office/word/2010/wordprocessingShape" mc:Ignorable="w14 w15 w16se w16cid w16 w16cex w16sdtdh w16sdtfl w16du wp14">
+  <w16cid:commentId w16cid:paraId="561A1645" w16cid:durableId="65825BAE"/>
+</w16cid:commentsIds>
+</file>
+
 <file path=word/numbering.xml><?xml version="1.0" encoding="utf-8"?>
-<w:numbering xmlns:wpc="http://schemas.microsoft.com/office/word/2010/wordprocessingCanvas" xmlns:cx="http://schemas.microsoft.com/office/drawing/2014/chartex" xmlns:cx1="http://schemas.microsoft.com/office/drawing/2015/9/8/chartex" xmlns:cx2="http://schemas.microsoft.com/office/drawing/2015/10/21/chartex" xmlns:cx3="http://schemas.microsoft.com/office/drawing/2016/5/9/chartex" xmlns:cx4="http://schemas.microsoft.com/office/drawing/2016/5/10/chartex" xmlns:cx5="http://schemas.microsoft.com/office/drawing/2016/5/11/chartex" xmlns:cx6="http://schemas.microsoft.com/office/drawing/2016/5/12/chartex" xmlns:cx7="http://schemas.microsoft.com/office/drawing/2016/5/13/chartex" xmlns:cx8="http://schemas.microsoft.com/office/drawing/2016/5/14/chartex" xmlns:mc="http://schemas.openxmlformats.org/markup-compatibility/2006" xmlns:aink="http://schemas.microsoft.com/office/drawing/2016/ink" xmlns:am3d="http://schemas.microsoft.com/office/drawing/2017/model3d" xmlns:o="urn:schemas-microsoft-com:office:office" xmlns:oel="http://schemas.microsoft.com/office/2019/extlst" xmlns:r="http://schemas.openxmlformats.org/officeDocument/2006/relationships" xmlns:m="http://schemas.openxmlformats.org/officeDocument/2006/math" xmlns:v="urn:schemas-microsoft-com:vml" xmlns:wp14="http://schemas.microsoft.com/office/word/2010/wordprocessingDrawing" xmlns:wp="http://schemas.openxmlformats.org/drawingml/2006/wordprocessingDrawing" xmlns:w10="urn:schemas-microsoft-com:office:word" xmlns:w="http://schemas.openxmlformats.org/wordprocessingml/2006/main" xmlns:w14="http://schemas.microsoft.com/office/word/2010/wordml" xmlns:w15="http://schemas.microsoft.com/office/word/2012/wordml" xmlns:w16cex="http://schemas.microsoft.com/office/word/2018/wordml/cex" xmlns:w16cid="http://schemas.microsoft.com/office/word/2016/wordml/cid" xmlns:w16="http://schemas.microsoft.com/office/word/2018/wordml" xmlns:w16du="http://schemas.microsoft.com/office/word/2023/wordml/word16du" xmlns:w16sdtdh="http://schemas.microsoft.com/office/word/2020/wordml/sdtdatahash" xmlns:w16sdtfl="http://schemas.microsoft.com/office/word/2024/wordml/sdtformatlock" xmlns:w16se="http://schemas.microsoft.com/office/word/2015/wordml/symex" xmlns:wpg="http://schemas.microsoft.com/office/word/2010/wordprocessingGroup" xmlns:wpi="http://schemas.microsoft.com/office/word/2010/wordprocessingInk" xmlns:wne="http://schemas.microsoft.com/office/word/2006/wordml" xmlns:wps="http://schemas.microsoft.com/office/word/2010/wordprocessingShape" mc:Ignorable="w14 w15 w16se w16cid w16 w16cex w16sdtdh w16sdtfl w16du wp14">
+<w:numbering xmlns:wpc="http://schemas.microsoft.com/office/word/2010/wordprocessingCanvas" xmlns:cx="http://schemas.microsoft.com/office/drawing/2014/chartex" xmlns:cx1="http://schemas.microsoft.com/office/drawing/2015/9/8/chartex" xmlns:cx2="http://schemas.microsoft.com/office/drawing/2015/10/21/chartex" xmlns:cx3="http://schemas.microsoft.com/office/drawing/2016/5/9/chartex" xmlns:cx4="http://schemas.microsoft.com/office/drawing/2016/5/10/chartex" xmlns:cx5="http://schemas.microsoft.com/office/drawing/2016/5/11/chartex" xmlns:cx6="http://schemas.microsoft.com/office/drawing/2016/5/12/chartex" xmlns:cx7="http://schemas.microsoft.com/office/drawing/2016/5/13/chartex" xmlns:cx8="http://schemas.microsoft.com/office/drawing/2016/5/14/chartex" xmlns:mc="http://schemas.openxmlformats.org/markup-compatibility/2006" xmlns:aink="http://schemas.microsoft.com/office/drawing/2016/ink" xmlns:am3d="http://schemas.microsoft.com/office/drawing/2017/model3d" xmlns:o="urn:schemas-microsoft-com:office:office" xmlns:oel="http://schemas.microsoft.com/office/2019/extlst" xmlns:r="http://schemas.openxmlformats.org/officeDocument/2006/relationships" xmlns:m="http://schemas.openxmlformats.org/officeDocument/2006/math" xmlns:v="urn:schemas-microsoft-com:vml" xmlns:wp14="http://schemas.microsoft.com/office/word/2010/wordprocessingDrawing" xmlns:wp="http://schemas.openxmlformats.org/drawingml/2006/wordprocessingDrawing" xmlns:w10="urn:schemas-microsoft-com:office:word" xmlns:w="http://schemas.openxmlformats.org/wordprocessingml/2006/main" xmlns:w14="http://schemas.microsoft.com/office/word/2010/wordml" xmlns:w15="http://schemas.microsoft.com/office/word/2012/wordml" xmlns:w16cei="http://schemas.microsoft.com/office/word/2026/wordml/cei" xmlns:w16cex="http://schemas.microsoft.com/office/word/2018/wordml/cex" xmlns:w16cid="http://schemas.microsoft.com/office/word/2016/wordml/cid" xmlns:w16="http://schemas.microsoft.com/office/word/2018/wordml" xmlns:w16du="http://schemas.microsoft.com/office/word/2023/wordml/word16du" xmlns:w16sdtdh="http://schemas.microsoft.com/office/word/2020/wordml/sdtdatahash" xmlns:w16sdtfl="http://schemas.microsoft.com/office/word/2024/wordml/sdtformatlock" xmlns:w16se="http://schemas.microsoft.com/office/word/2015/wordml/symex" xmlns:wpg="http://schemas.microsoft.com/office/word/2010/wordprocessingGroup" xmlns:wpi="http://schemas.microsoft.com/office/word/2010/wordprocessingInk" xmlns:wne="http://schemas.microsoft.com/office/word/2006/wordml" xmlns:wps="http://schemas.microsoft.com/office/word/2010/wordprocessingShape" mc:Ignorable="w14 w15 w16se w16cid w16 w16cex w16sdtdh w16sdtfl w16du wp14">
   <w:abstractNum w:abstractNumId="0" w15:restartNumberingAfterBreak="0">
     <w:nsid w:val="019B3939"/>
     <w:multiLevelType w:val="hybridMultilevel"/>
@@ -6106,6 +5457,14 @@
     <w:abstractNumId w:val="8"/>
   </w:num>
 </w:numbering>
+</file>
+
+<file path=word/people.xml><?xml version="1.0" encoding="utf-8"?>
+<w15:people xmlns:wpc="http://schemas.microsoft.com/office/word/2010/wordprocessingCanvas" xmlns:cx="http://schemas.microsoft.com/office/drawing/2014/chartex" xmlns:cx1="http://schemas.microsoft.com/office/drawing/2015/9/8/chartex" xmlns:cx2="http://schemas.microsoft.com/office/drawing/2015/10/21/chartex" xmlns:cx3="http://schemas.microsoft.com/office/drawing/2016/5/9/chartex" xmlns:cx4="http://schemas.microsoft.com/office/drawing/2016/5/10/chartex" xmlns:cx5="http://schemas.microsoft.com/office/drawing/2016/5/11/chartex" xmlns:cx6="http://schemas.microsoft.com/office/drawing/2016/5/12/chartex" xmlns:cx7="http://schemas.microsoft.com/office/drawing/2016/5/13/chartex" xmlns:cx8="http://schemas.microsoft.com/office/drawing/2016/5/14/chartex" xmlns:mc="http://schemas.openxmlformats.org/markup-compatibility/2006" xmlns:aink="http://schemas.microsoft.com/office/drawing/2016/ink" xmlns:am3d="http://schemas.microsoft.com/office/drawing/2017/model3d" xmlns:o="urn:schemas-microsoft-com:office:office" xmlns:oel="http://schemas.microsoft.com/office/2019/extlst" xmlns:r="http://schemas.openxmlformats.org/officeDocument/2006/relationships" xmlns:m="http://schemas.openxmlformats.org/officeDocument/2006/math" xmlns:v="urn:schemas-microsoft-com:vml" xmlns:wp14="http://schemas.microsoft.com/office/word/2010/wordprocessingDrawing" xmlns:wp="http://schemas.openxmlformats.org/drawingml/2006/wordprocessingDrawing" xmlns:w10="urn:schemas-microsoft-com:office:word" xmlns:w="http://schemas.openxmlformats.org/wordprocessingml/2006/main" xmlns:w14="http://schemas.microsoft.com/office/word/2010/wordml" xmlns:w15="http://schemas.microsoft.com/office/word/2012/wordml" xmlns:w16cei="http://schemas.microsoft.com/office/word/2026/wordml/cei" xmlns:w16cex="http://schemas.microsoft.com/office/word/2018/wordml/cex" xmlns:w16cid="http://schemas.microsoft.com/office/word/2016/wordml/cid" xmlns:w16="http://schemas.microsoft.com/office/word/2018/wordml" xmlns:w16du="http://schemas.microsoft.com/office/word/2023/wordml/word16du" xmlns:w16sdtdh="http://schemas.microsoft.com/office/word/2020/wordml/sdtdatahash" xmlns:w16sdtfl="http://schemas.microsoft.com/office/word/2024/wordml/sdtformatlock" xmlns:w16se="http://schemas.microsoft.com/office/word/2015/wordml/symex" xmlns:wpg="http://schemas.microsoft.com/office/word/2010/wordprocessingGroup" xmlns:wpi="http://schemas.microsoft.com/office/word/2010/wordprocessingInk" xmlns:wne="http://schemas.microsoft.com/office/word/2006/wordml" xmlns:wps="http://schemas.microsoft.com/office/word/2010/wordprocessingShape" mc:Ignorable="w14 w15 w16se w16cid w16 w16cex w16sdtdh w16sdtfl w16du wp14">
+  <w15:person w15:author="Anna Seaman">
+    <w15:presenceInfo w15:providerId="AD" w15:userId="S::AnnaS@hkusa.com::713ab380-bdda-4997-81d0-fa539102c996"/>
+  </w15:person>
+</w15:people>
 </file>
 
 <file path=word/styles.xml><?xml version="1.0" encoding="utf-8"?>
